--- a/Actividades Word/ACT 04.docx
+++ b/Actividades Word/ACT 04.docx
@@ -1,15 +1,15 @@
 
 <file path=word/document.xml><?xml version="1.0" encoding="utf-8"?>
-<w:document xmlns:mc="http://schemas.openxmlformats.org/markup-compatibility/2006" xmlns:o="urn:schemas-microsoft-com:office:office" xmlns:r="http://schemas.openxmlformats.org/officeDocument/2006/relationships" xmlns:m="http://schemas.openxmlformats.org/officeDocument/2006/math" xmlns:v="urn:schemas-microsoft-com:vml" xmlns:wp="http://schemas.openxmlformats.org/drawingml/2006/wordprocessingDrawing" xmlns:w10="urn:schemas-microsoft-com:office:word" xmlns:w="http://schemas.openxmlformats.org/wordprocessingml/2006/main" xmlns:wne="http://schemas.microsoft.com/office/word/2006/wordml" xmlns:sl="http://schemas.openxmlformats.org/schemaLibrary/2006/main" xmlns:a="http://schemas.openxmlformats.org/drawingml/2006/main" xmlns:pic="http://schemas.openxmlformats.org/drawingml/2006/picture" xmlns:c="http://schemas.openxmlformats.org/drawingml/2006/chart" xmlns:lc="http://schemas.openxmlformats.org/drawingml/2006/lockedCanvas" xmlns:dgm="http://schemas.openxmlformats.org/drawingml/2006/diagram" xmlns:wps="http://schemas.microsoft.com/office/word/2010/wordprocessingShape" xmlns:wpg="http://schemas.microsoft.com/office/word/2010/wordprocessingGroup" xmlns:w14="http://schemas.microsoft.com/office/word/2010/wordml" xmlns:w15="http://schemas.microsoft.com/office/word/2012/wordml" xmlns:w16="http://schemas.microsoft.com/office/word/2018/wordml" xmlns:w16cex="http://schemas.microsoft.com/office/word/2018/wordml/cex" xmlns:w16cid="http://schemas.microsoft.com/office/word/2016/wordml/cid" xmlns="http://schemas.microsoft.com/office/tasks/2019/documenttasks" xmlns:cr="http://schemas.microsoft.com/office/comments/2020/reactions">
+<w:document xmlns:wpc="http://schemas.microsoft.com/office/word/2010/wordprocessingCanvas" xmlns:cx="http://schemas.microsoft.com/office/drawing/2014/chartex" xmlns:cx1="http://schemas.microsoft.com/office/drawing/2015/9/8/chartex" xmlns:cx2="http://schemas.microsoft.com/office/drawing/2015/10/21/chartex" xmlns:cx3="http://schemas.microsoft.com/office/drawing/2016/5/9/chartex" xmlns:cx4="http://schemas.microsoft.com/office/drawing/2016/5/10/chartex" xmlns:cx5="http://schemas.microsoft.com/office/drawing/2016/5/11/chartex" xmlns:cx6="http://schemas.microsoft.com/office/drawing/2016/5/12/chartex" xmlns:cx7="http://schemas.microsoft.com/office/drawing/2016/5/13/chartex" xmlns:cx8="http://schemas.microsoft.com/office/drawing/2016/5/14/chartex" xmlns:mc="http://schemas.openxmlformats.org/markup-compatibility/2006" xmlns:aink="http://schemas.microsoft.com/office/drawing/2016/ink" xmlns:am3d="http://schemas.microsoft.com/office/drawing/2017/model3d" xmlns:o="urn:schemas-microsoft-com:office:office" xmlns:oel="http://schemas.microsoft.com/office/2019/extlst" xmlns:r="http://schemas.openxmlformats.org/officeDocument/2006/relationships" xmlns:m="http://schemas.openxmlformats.org/officeDocument/2006/math" xmlns:v="urn:schemas-microsoft-com:vml" xmlns:wp14="http://schemas.microsoft.com/office/word/2010/wordprocessingDrawing" xmlns:wp="http://schemas.openxmlformats.org/drawingml/2006/wordprocessingDrawing" xmlns:w10="urn:schemas-microsoft-com:office:word" xmlns:w="http://schemas.openxmlformats.org/wordprocessingml/2006/main" xmlns:w14="http://schemas.microsoft.com/office/word/2010/wordml" xmlns:w15="http://schemas.microsoft.com/office/word/2012/wordml" xmlns:w16cex="http://schemas.microsoft.com/office/word/2018/wordml/cex" xmlns:w16cid="http://schemas.microsoft.com/office/word/2016/wordml/cid" xmlns:w16="http://schemas.microsoft.com/office/word/2018/wordml" xmlns:w16du="http://schemas.microsoft.com/office/word/2023/wordml/word16du" xmlns:w16sdtdh="http://schemas.microsoft.com/office/word/2020/wordml/sdtdatahash" xmlns:w16sdtfl="http://schemas.microsoft.com/office/word/2024/wordml/sdtformatlock" xmlns:w16se="http://schemas.microsoft.com/office/word/2015/wordml/symex" xmlns:wpg="http://schemas.microsoft.com/office/word/2010/wordprocessingGroup" xmlns:wpi="http://schemas.microsoft.com/office/word/2010/wordprocessingInk" xmlns:wne="http://schemas.microsoft.com/office/word/2006/wordml" xmlns:wps="http://schemas.microsoft.com/office/word/2010/wordprocessingShape" mc:Ignorable="w14 w15 w16se w16cid w16 w16cex w16sdtdh w16sdtfl w16du wp14">
   <w:body>
     <w:p>
       <w:pPr>
         <w:spacing w:line="360" w:lineRule="auto"/>
         <w:jc w:val="both"/>
         <w:rPr>
-          <w:rFonts w:ascii="Times New Roman" w:cs="Times New Roman" w:eastAsia="Times New Roman" w:hAnsi="Times New Roman"/>
-          <w:b w:val="1"/>
-          <w:bCs w:val="1"/>
+          <w:rFonts w:ascii="Times New Roman" w:eastAsia="Times New Roman" w:hAnsi="Times New Roman" w:cs="Times New Roman"/>
+          <w:b/>
+          <w:bCs/>
           <w:sz w:val="28"/>
           <w:szCs w:val="28"/>
           <w:u w:val="single"/>
@@ -17,15 +17,35 @@
       </w:pPr>
       <w:r>
         <w:rPr>
-          <w:rFonts w:ascii="Times New Roman" w:cs="Times New Roman" w:eastAsia="Times New Roman" w:hAnsi="Times New Roman"/>
-          <w:b w:val="1"/>
-          <w:bCs w:val="1"/>
+          <w:rFonts w:ascii="Times New Roman" w:eastAsia="Times New Roman" w:hAnsi="Times New Roman" w:cs="Times New Roman"/>
+          <w:b/>
+          <w:bCs/>
           <w:sz w:val="28"/>
           <w:szCs w:val="28"/>
           <w:u w:val="single"/>
-          <w:rtl w:val="0"/>
-        </w:rPr>
-        <w:t xml:space="preserve">1. Investigación: El Ecosistema Git</w:t>
+        </w:rPr>
+        <w:t xml:space="preserve">1. Investigación: El </w:t>
+      </w:r>
+      <w:r>
+        <w:rPr>
+          <w:rFonts w:ascii="Times New Roman" w:eastAsia="Times New Roman" w:hAnsi="Times New Roman" w:cs="Times New Roman"/>
+          <w:b/>
+          <w:bCs/>
+          <w:sz w:val="28"/>
+          <w:szCs w:val="28"/>
+        </w:rPr>
+        <w:t>Ecosistema</w:t>
+      </w:r>
+      <w:r>
+        <w:rPr>
+          <w:rFonts w:ascii="Times New Roman" w:eastAsia="Times New Roman" w:hAnsi="Times New Roman" w:cs="Times New Roman"/>
+          <w:b/>
+          <w:bCs/>
+          <w:sz w:val="28"/>
+          <w:szCs w:val="28"/>
+          <w:u w:val="single"/>
+        </w:rPr>
+        <w:t xml:space="preserve"> Git</w:t>
       </w:r>
     </w:p>
     <w:p>
@@ -33,16 +53,11 @@
         <w:spacing w:line="360" w:lineRule="auto"/>
         <w:jc w:val="both"/>
         <w:rPr>
-          <w:rFonts w:ascii="Times New Roman" w:cs="Times New Roman" w:eastAsia="Times New Roman" w:hAnsi="Times New Roman"/>
-          <w:sz w:val="24"/>
-          <w:szCs w:val="24"/>
-        </w:rPr>
-      </w:pPr>
-      <w:r>
-        <w:rPr>
-          <w:rtl w:val="0"/>
-        </w:rPr>
-      </w:r>
+          <w:rFonts w:ascii="Times New Roman" w:eastAsia="Times New Roman" w:hAnsi="Times New Roman" w:cs="Times New Roman"/>
+          <w:sz w:val="24"/>
+          <w:szCs w:val="24"/>
+        </w:rPr>
+      </w:pPr>
     </w:p>
     <w:p>
       <w:pPr>
@@ -50,23 +65,56 @@
           <w:ilvl w:val="0"/>
           <w:numId w:val="1"/>
         </w:numPr>
-        <w:spacing w:line="276" w:lineRule="auto"/>
-        <w:ind w:left="1440" w:hanging="360"/>
         <w:jc w:val="both"/>
         <w:rPr>
-          <w:rFonts w:ascii="Times New Roman" w:cs="Times New Roman" w:eastAsia="Times New Roman" w:hAnsi="Times New Roman"/>
-          <w:sz w:val="24"/>
-          <w:szCs w:val="24"/>
-        </w:rPr>
-      </w:pPr>
-      <w:r>
-        <w:rPr>
-          <w:rFonts w:ascii="Times New Roman" w:cs="Times New Roman" w:eastAsia="Times New Roman" w:hAnsi="Times New Roman"/>
-          <w:sz w:val="24"/>
-          <w:szCs w:val="24"/>
-          <w:rtl w:val="0"/>
-        </w:rPr>
-        <w:t xml:space="preserve">Git es un sistema de control de versiones distribuido, gratuito y de código abierto, diseñado para gestionar el historial de cambios en archivos, especialmente código fuente y Github es una plataforma en la nube basada en git que funciona como un sistema de control de versiones y alojamiento de repositorio de código. Sirve para que desarrolladores almacenen, compartan y colaboren en proyectos de software.</w:t>
+          <w:rFonts w:ascii="Times New Roman" w:eastAsia="Times New Roman" w:hAnsi="Times New Roman" w:cs="Times New Roman"/>
+          <w:sz w:val="24"/>
+          <w:szCs w:val="24"/>
+        </w:rPr>
+      </w:pPr>
+      <w:r>
+        <w:rPr>
+          <w:rFonts w:ascii="Times New Roman" w:eastAsia="Times New Roman" w:hAnsi="Times New Roman" w:cs="Times New Roman"/>
+          <w:sz w:val="24"/>
+          <w:szCs w:val="24"/>
+        </w:rPr>
+        <w:t xml:space="preserve">Git es un sistema de control de versiones distribuido, gratuito y de código abierto, diseñado para gestionar el historial de cambios en archivos, especialmente código fuente y </w:t>
+      </w:r>
+      <w:proofErr w:type="spellStart"/>
+      <w:r>
+        <w:rPr>
+          <w:rFonts w:ascii="Times New Roman" w:eastAsia="Times New Roman" w:hAnsi="Times New Roman" w:cs="Times New Roman"/>
+          <w:sz w:val="24"/>
+          <w:szCs w:val="24"/>
+        </w:rPr>
+        <w:t>Github</w:t>
+      </w:r>
+      <w:proofErr w:type="spellEnd"/>
+      <w:r>
+        <w:rPr>
+          <w:rFonts w:ascii="Times New Roman" w:eastAsia="Times New Roman" w:hAnsi="Times New Roman" w:cs="Times New Roman"/>
+          <w:sz w:val="24"/>
+          <w:szCs w:val="24"/>
+        </w:rPr>
+        <w:t xml:space="preserve"> es una plataforma en la nube basada en </w:t>
+      </w:r>
+      <w:proofErr w:type="spellStart"/>
+      <w:r>
+        <w:rPr>
+          <w:rFonts w:ascii="Times New Roman" w:eastAsia="Times New Roman" w:hAnsi="Times New Roman" w:cs="Times New Roman"/>
+          <w:sz w:val="24"/>
+          <w:szCs w:val="24"/>
+        </w:rPr>
+        <w:t>git</w:t>
+      </w:r>
+      <w:proofErr w:type="spellEnd"/>
+      <w:r>
+        <w:rPr>
+          <w:rFonts w:ascii="Times New Roman" w:eastAsia="Times New Roman" w:hAnsi="Times New Roman" w:cs="Times New Roman"/>
+          <w:sz w:val="24"/>
+          <w:szCs w:val="24"/>
+        </w:rPr>
+        <w:t xml:space="preserve"> que funciona como un sistema de control de versiones y alojamiento de repositorio de código. Sirve para que desarrolladores almacenen, compartan y colaboren en proyectos de software.</w:t>
       </w:r>
     </w:p>
     <w:p>
@@ -74,16 +122,11 @@
         <w:spacing w:line="360" w:lineRule="auto"/>
         <w:jc w:val="both"/>
         <w:rPr>
-          <w:rFonts w:ascii="Times New Roman" w:cs="Times New Roman" w:eastAsia="Times New Roman" w:hAnsi="Times New Roman"/>
-          <w:sz w:val="24"/>
-          <w:szCs w:val="24"/>
-        </w:rPr>
-      </w:pPr>
-      <w:r>
-        <w:rPr>
-          <w:rtl w:val="0"/>
-        </w:rPr>
-      </w:r>
+          <w:rFonts w:ascii="Times New Roman" w:eastAsia="Times New Roman" w:hAnsi="Times New Roman" w:cs="Times New Roman"/>
+          <w:sz w:val="24"/>
+          <w:szCs w:val="24"/>
+        </w:rPr>
+      </w:pPr>
     </w:p>
     <w:p>
       <w:pPr>
@@ -92,22 +135,56 @@
           <w:numId w:val="1"/>
         </w:numPr>
         <w:spacing w:line="360" w:lineRule="auto"/>
-        <w:ind w:left="1440" w:hanging="360"/>
         <w:jc w:val="both"/>
         <w:rPr>
-          <w:rFonts w:ascii="Times New Roman" w:cs="Times New Roman" w:eastAsia="Times New Roman" w:hAnsi="Times New Roman"/>
-          <w:sz w:val="24"/>
-          <w:szCs w:val="24"/>
-        </w:rPr>
-      </w:pPr>
-      <w:r>
-        <w:rPr>
-          <w:rFonts w:ascii="Times New Roman" w:cs="Times New Roman" w:eastAsia="Times New Roman" w:hAnsi="Times New Roman"/>
-          <w:sz w:val="24"/>
-          <w:szCs w:val="24"/>
-          <w:rtl w:val="0"/>
-        </w:rPr>
-        <w:t xml:space="preserve">La diferencia entre git y github es que Git es un sistema de software local para gestionar el historial de cambios en tu código, mientras que GitHub es un servicio en la nube que aloja repositorios Git, facilitando la colaboración y el trabajo en equipo. Git funciona sin internet en tu máquina; GitHub requiere conexión.</w:t>
+          <w:rFonts w:ascii="Times New Roman" w:eastAsia="Times New Roman" w:hAnsi="Times New Roman" w:cs="Times New Roman"/>
+          <w:sz w:val="24"/>
+          <w:szCs w:val="24"/>
+        </w:rPr>
+      </w:pPr>
+      <w:r>
+        <w:rPr>
+          <w:rFonts w:ascii="Times New Roman" w:eastAsia="Times New Roman" w:hAnsi="Times New Roman" w:cs="Times New Roman"/>
+          <w:sz w:val="24"/>
+          <w:szCs w:val="24"/>
+        </w:rPr>
+        <w:t xml:space="preserve">La diferencia entre </w:t>
+      </w:r>
+      <w:proofErr w:type="spellStart"/>
+      <w:r>
+        <w:rPr>
+          <w:rFonts w:ascii="Times New Roman" w:eastAsia="Times New Roman" w:hAnsi="Times New Roman" w:cs="Times New Roman"/>
+          <w:sz w:val="24"/>
+          <w:szCs w:val="24"/>
+        </w:rPr>
+        <w:t>git</w:t>
+      </w:r>
+      <w:proofErr w:type="spellEnd"/>
+      <w:r>
+        <w:rPr>
+          <w:rFonts w:ascii="Times New Roman" w:eastAsia="Times New Roman" w:hAnsi="Times New Roman" w:cs="Times New Roman"/>
+          <w:sz w:val="24"/>
+          <w:szCs w:val="24"/>
+        </w:rPr>
+        <w:t xml:space="preserve"> y </w:t>
+      </w:r>
+      <w:proofErr w:type="spellStart"/>
+      <w:r>
+        <w:rPr>
+          <w:rFonts w:ascii="Times New Roman" w:eastAsia="Times New Roman" w:hAnsi="Times New Roman" w:cs="Times New Roman"/>
+          <w:sz w:val="24"/>
+          <w:szCs w:val="24"/>
+        </w:rPr>
+        <w:t>github</w:t>
+      </w:r>
+      <w:proofErr w:type="spellEnd"/>
+      <w:r>
+        <w:rPr>
+          <w:rFonts w:ascii="Times New Roman" w:eastAsia="Times New Roman" w:hAnsi="Times New Roman" w:cs="Times New Roman"/>
+          <w:sz w:val="24"/>
+          <w:szCs w:val="24"/>
+        </w:rPr>
+        <w:t xml:space="preserve"> es que Git es un sistema de software local para gestionar el historial de cambios en tu código, mientras que GitHub es un servicio en la nube que aloja repositorios Git, facilitando la colaboración y el trabajo en equipo. Git funciona sin internet en tu máquina; GitHub requiere conexión.</w:t>
       </w:r>
     </w:p>
     <w:p>
@@ -115,16 +192,11 @@
         <w:spacing w:line="360" w:lineRule="auto"/>
         <w:jc w:val="both"/>
         <w:rPr>
-          <w:rFonts w:ascii="Times New Roman" w:cs="Times New Roman" w:eastAsia="Times New Roman" w:hAnsi="Times New Roman"/>
-          <w:sz w:val="24"/>
-          <w:szCs w:val="24"/>
-        </w:rPr>
-      </w:pPr>
-      <w:r>
-        <w:rPr>
-          <w:rtl w:val="0"/>
-        </w:rPr>
-      </w:r>
+          <w:rFonts w:ascii="Times New Roman" w:eastAsia="Times New Roman" w:hAnsi="Times New Roman" w:cs="Times New Roman"/>
+          <w:sz w:val="24"/>
+          <w:szCs w:val="24"/>
+        </w:rPr>
+      </w:pPr>
     </w:p>
     <w:p>
       <w:pPr>
@@ -133,40 +205,87 @@
           <w:numId w:val="1"/>
         </w:numPr>
         <w:spacing w:line="360" w:lineRule="auto"/>
-        <w:ind w:left="1440" w:hanging="360"/>
         <w:jc w:val="both"/>
         <w:rPr>
-          <w:rFonts w:ascii="Times New Roman" w:cs="Times New Roman" w:eastAsia="Times New Roman" w:hAnsi="Times New Roman"/>
-          <w:sz w:val="24"/>
-          <w:szCs w:val="24"/>
-        </w:rPr>
-      </w:pPr>
-      <w:r>
-        <w:rPr>
-          <w:rFonts w:ascii="Times New Roman" w:cs="Times New Roman" w:eastAsia="Times New Roman" w:hAnsi="Times New Roman"/>
-          <w:sz w:val="24"/>
-          <w:szCs w:val="24"/>
-          <w:rtl w:val="0"/>
-        </w:rPr>
-        <w:t xml:space="preserve">El commit es una confirmación o “punto de guardado” permanentemente de los cambios realizados en archivos dentro de un sistema de control como git, permitiéndote ver las versiones anteriores del proyecto. Se le dice “Punto de Guardado” o Checkpoint porque si se tiene un error en el código, este permite volver a una versión anterior donde no exista error.</w:t>
+          <w:rFonts w:ascii="Times New Roman" w:eastAsia="Times New Roman" w:hAnsi="Times New Roman" w:cs="Times New Roman"/>
+          <w:sz w:val="24"/>
+          <w:szCs w:val="24"/>
+        </w:rPr>
+      </w:pPr>
+      <w:r>
+        <w:rPr>
+          <w:rFonts w:ascii="Times New Roman" w:eastAsia="Times New Roman" w:hAnsi="Times New Roman" w:cs="Times New Roman"/>
+          <w:sz w:val="24"/>
+          <w:szCs w:val="24"/>
+        </w:rPr>
+        <w:t xml:space="preserve">El </w:t>
+      </w:r>
+      <w:proofErr w:type="spellStart"/>
+      <w:r>
+        <w:rPr>
+          <w:rFonts w:ascii="Times New Roman" w:eastAsia="Times New Roman" w:hAnsi="Times New Roman" w:cs="Times New Roman"/>
+          <w:sz w:val="24"/>
+          <w:szCs w:val="24"/>
+        </w:rPr>
+        <w:t>commit</w:t>
+      </w:r>
+      <w:proofErr w:type="spellEnd"/>
+      <w:r>
+        <w:rPr>
+          <w:rFonts w:ascii="Times New Roman" w:eastAsia="Times New Roman" w:hAnsi="Times New Roman" w:cs="Times New Roman"/>
+          <w:sz w:val="24"/>
+          <w:szCs w:val="24"/>
+        </w:rPr>
+        <w:t xml:space="preserve"> es una confirmación o “punto de guardado” permanentemente de los cambios realizados en archivos dentro de un sistema de control como </w:t>
+      </w:r>
+      <w:proofErr w:type="spellStart"/>
+      <w:r>
+        <w:rPr>
+          <w:rFonts w:ascii="Times New Roman" w:eastAsia="Times New Roman" w:hAnsi="Times New Roman" w:cs="Times New Roman"/>
+          <w:sz w:val="24"/>
+          <w:szCs w:val="24"/>
+        </w:rPr>
+        <w:t>git</w:t>
+      </w:r>
+      <w:proofErr w:type="spellEnd"/>
+      <w:r>
+        <w:rPr>
+          <w:rFonts w:ascii="Times New Roman" w:eastAsia="Times New Roman" w:hAnsi="Times New Roman" w:cs="Times New Roman"/>
+          <w:sz w:val="24"/>
+          <w:szCs w:val="24"/>
+        </w:rPr>
+        <w:t xml:space="preserve">, permitiéndote ver las versiones anteriores del proyecto. Se le dice “Punto de Guardado” o </w:t>
+      </w:r>
+      <w:proofErr w:type="spellStart"/>
+      <w:r>
+        <w:rPr>
+          <w:rFonts w:ascii="Times New Roman" w:eastAsia="Times New Roman" w:hAnsi="Times New Roman" w:cs="Times New Roman"/>
+          <w:sz w:val="24"/>
+          <w:szCs w:val="24"/>
+        </w:rPr>
+        <w:t>Checkpoint</w:t>
+      </w:r>
+      <w:proofErr w:type="spellEnd"/>
+      <w:r>
+        <w:rPr>
+          <w:rFonts w:ascii="Times New Roman" w:eastAsia="Times New Roman" w:hAnsi="Times New Roman" w:cs="Times New Roman"/>
+          <w:sz w:val="24"/>
+          <w:szCs w:val="24"/>
+        </w:rPr>
+        <w:t xml:space="preserve"> porque si se tiene un error en el código, este permite volver a una versión anterior donde no exista error.</w:t>
       </w:r>
     </w:p>
     <w:p>
       <w:pPr>
         <w:spacing w:line="360" w:lineRule="auto"/>
-        <w:ind w:left="1440" w:firstLine="0"/>
+        <w:ind w:left="1440"/>
         <w:jc w:val="both"/>
         <w:rPr>
-          <w:rFonts w:ascii="Times New Roman" w:cs="Times New Roman" w:eastAsia="Times New Roman" w:hAnsi="Times New Roman"/>
-          <w:sz w:val="24"/>
-          <w:szCs w:val="24"/>
-        </w:rPr>
-      </w:pPr>
-      <w:r>
-        <w:rPr>
-          <w:rtl w:val="0"/>
-        </w:rPr>
-      </w:r>
+          <w:rFonts w:ascii="Times New Roman" w:eastAsia="Times New Roman" w:hAnsi="Times New Roman" w:cs="Times New Roman"/>
+          <w:sz w:val="24"/>
+          <w:szCs w:val="24"/>
+        </w:rPr>
+      </w:pPr>
     </w:p>
     <w:p>
       <w:pPr>
@@ -175,20 +294,18 @@
           <w:numId w:val="1"/>
         </w:numPr>
         <w:spacing w:line="360" w:lineRule="auto"/>
-        <w:ind w:left="1440" w:hanging="360"/>
         <w:jc w:val="both"/>
         <w:rPr>
-          <w:rFonts w:ascii="Times New Roman" w:cs="Times New Roman" w:eastAsia="Times New Roman" w:hAnsi="Times New Roman"/>
-          <w:sz w:val="24"/>
-          <w:szCs w:val="24"/>
-        </w:rPr>
-      </w:pPr>
-      <w:r>
-        <w:rPr>
-          <w:rFonts w:ascii="Times New Roman" w:cs="Times New Roman" w:eastAsia="Times New Roman" w:hAnsi="Times New Roman"/>
-          <w:sz w:val="24"/>
-          <w:szCs w:val="24"/>
-          <w:rtl w:val="0"/>
+          <w:rFonts w:ascii="Times New Roman" w:eastAsia="Times New Roman" w:hAnsi="Times New Roman" w:cs="Times New Roman"/>
+          <w:sz w:val="24"/>
+          <w:szCs w:val="24"/>
+        </w:rPr>
+      </w:pPr>
+      <w:r>
+        <w:rPr>
+          <w:rFonts w:ascii="Times New Roman" w:eastAsia="Times New Roman" w:hAnsi="Times New Roman" w:cs="Times New Roman"/>
+          <w:sz w:val="24"/>
+          <w:szCs w:val="24"/>
         </w:rPr>
         <w:t xml:space="preserve">Se le dice Merge Conflict (conflicto de fusión) a cuando dos ramas que se están intentando unir tienen modificaciones contrapuestas en la misma línea de un archivo.  </w:t>
       </w:r>
@@ -196,12 +313,11 @@
     <w:p>
       <w:pPr>
         <w:spacing w:line="360" w:lineRule="auto"/>
-        <w:ind w:left="0" w:firstLine="0"/>
         <w:jc w:val="both"/>
         <w:rPr>
-          <w:rFonts w:ascii="Times New Roman" w:cs="Times New Roman" w:eastAsia="Times New Roman" w:hAnsi="Times New Roman"/>
-          <w:b w:val="1"/>
-          <w:bCs w:val="1"/>
+          <w:rFonts w:ascii="Times New Roman" w:eastAsia="Times New Roman" w:hAnsi="Times New Roman" w:cs="Times New Roman"/>
+          <w:b/>
+          <w:bCs/>
           <w:sz w:val="28"/>
           <w:szCs w:val="28"/>
           <w:u w:val="single"/>
@@ -209,33 +325,26 @@
       </w:pPr>
       <w:r>
         <w:rPr>
-          <w:rFonts w:ascii="Times New Roman" w:cs="Times New Roman" w:eastAsia="Times New Roman" w:hAnsi="Times New Roman"/>
-          <w:b w:val="1"/>
-          <w:bCs w:val="1"/>
+          <w:rFonts w:ascii="Times New Roman" w:eastAsia="Times New Roman" w:hAnsi="Times New Roman" w:cs="Times New Roman"/>
+          <w:b/>
+          <w:bCs/>
           <w:sz w:val="28"/>
           <w:szCs w:val="28"/>
           <w:u w:val="single"/>
-          <w:rtl w:val="0"/>
-        </w:rPr>
-        <w:t xml:space="preserve">2. El "ADN" de un Repositorio (Configuración)</w:t>
+        </w:rPr>
+        <w:t>2. El "ADN" de un Repositorio (Configuración)</w:t>
       </w:r>
     </w:p>
     <w:p>
       <w:pPr>
         <w:spacing w:line="360" w:lineRule="auto"/>
-        <w:ind w:left="0" w:firstLine="0"/>
         <w:jc w:val="both"/>
         <w:rPr>
-          <w:rFonts w:ascii="Times New Roman" w:cs="Times New Roman" w:eastAsia="Times New Roman" w:hAnsi="Times New Roman"/>
-          <w:sz w:val="24"/>
-          <w:szCs w:val="24"/>
-        </w:rPr>
-      </w:pPr>
-      <w:r>
-        <w:rPr>
-          <w:rtl w:val="0"/>
-        </w:rPr>
-      </w:r>
+          <w:rFonts w:ascii="Times New Roman" w:eastAsia="Times New Roman" w:hAnsi="Times New Roman" w:cs="Times New Roman"/>
+          <w:sz w:val="24"/>
+          <w:szCs w:val="24"/>
+        </w:rPr>
+      </w:pPr>
     </w:p>
     <w:p>
       <w:pPr>
@@ -244,22 +353,74 @@
           <w:numId w:val="2"/>
         </w:numPr>
         <w:spacing w:line="360" w:lineRule="auto"/>
-        <w:ind w:left="1440" w:hanging="360"/>
         <w:jc w:val="both"/>
         <w:rPr>
-          <w:rFonts w:ascii="Times New Roman" w:cs="Times New Roman" w:eastAsia="Times New Roman" w:hAnsi="Times New Roman"/>
-          <w:sz w:val="24"/>
-          <w:szCs w:val="24"/>
-        </w:rPr>
-      </w:pPr>
-      <w:r>
-        <w:rPr>
-          <w:rFonts w:ascii="Times New Roman" w:cs="Times New Roman" w:eastAsia="Times New Roman" w:hAnsi="Times New Roman"/>
-          <w:sz w:val="24"/>
-          <w:szCs w:val="24"/>
-          <w:rtl w:val="0"/>
-        </w:rPr>
-        <w:t xml:space="preserve">La carpeta .git es el núcleo de un repositorio Git, esta carpeta almacena todos los metadatos, el historial completo de confirmaciones (commits), ramas, etiquetas y la configuración del proyecto. No debemos borrar la carpeta .git ya que si lo hacemos se pierde la conexión con GitHub.</w:t>
+          <w:rFonts w:ascii="Times New Roman" w:eastAsia="Times New Roman" w:hAnsi="Times New Roman" w:cs="Times New Roman"/>
+          <w:sz w:val="24"/>
+          <w:szCs w:val="24"/>
+        </w:rPr>
+      </w:pPr>
+      <w:r>
+        <w:rPr>
+          <w:rFonts w:ascii="Times New Roman" w:eastAsia="Times New Roman" w:hAnsi="Times New Roman" w:cs="Times New Roman"/>
+          <w:sz w:val="24"/>
+          <w:szCs w:val="24"/>
+        </w:rPr>
+        <w:t>La carpeta .</w:t>
+      </w:r>
+      <w:proofErr w:type="spellStart"/>
+      <w:r>
+        <w:rPr>
+          <w:rFonts w:ascii="Times New Roman" w:eastAsia="Times New Roman" w:hAnsi="Times New Roman" w:cs="Times New Roman"/>
+          <w:sz w:val="24"/>
+          <w:szCs w:val="24"/>
+        </w:rPr>
+        <w:t>git</w:t>
+      </w:r>
+      <w:proofErr w:type="spellEnd"/>
+      <w:r>
+        <w:rPr>
+          <w:rFonts w:ascii="Times New Roman" w:eastAsia="Times New Roman" w:hAnsi="Times New Roman" w:cs="Times New Roman"/>
+          <w:sz w:val="24"/>
+          <w:szCs w:val="24"/>
+        </w:rPr>
+        <w:t xml:space="preserve"> es el núcleo de un repositorio Git, esta carpeta almacena todos los metadatos, el historial completo de confirmaciones (</w:t>
+      </w:r>
+      <w:proofErr w:type="spellStart"/>
+      <w:r>
+        <w:rPr>
+          <w:rFonts w:ascii="Times New Roman" w:eastAsia="Times New Roman" w:hAnsi="Times New Roman" w:cs="Times New Roman"/>
+          <w:sz w:val="24"/>
+          <w:szCs w:val="24"/>
+        </w:rPr>
+        <w:t>commits</w:t>
+      </w:r>
+      <w:proofErr w:type="spellEnd"/>
+      <w:r>
+        <w:rPr>
+          <w:rFonts w:ascii="Times New Roman" w:eastAsia="Times New Roman" w:hAnsi="Times New Roman" w:cs="Times New Roman"/>
+          <w:sz w:val="24"/>
+          <w:szCs w:val="24"/>
+        </w:rPr>
+        <w:t>), ramas, etiquetas y la configuración del proyecto. No debemos borrar la carpeta .</w:t>
+      </w:r>
+      <w:proofErr w:type="spellStart"/>
+      <w:r>
+        <w:rPr>
+          <w:rFonts w:ascii="Times New Roman" w:eastAsia="Times New Roman" w:hAnsi="Times New Roman" w:cs="Times New Roman"/>
+          <w:sz w:val="24"/>
+          <w:szCs w:val="24"/>
+        </w:rPr>
+        <w:t>git</w:t>
+      </w:r>
+      <w:proofErr w:type="spellEnd"/>
+      <w:r>
+        <w:rPr>
+          <w:rFonts w:ascii="Times New Roman" w:eastAsia="Times New Roman" w:hAnsi="Times New Roman" w:cs="Times New Roman"/>
+          <w:sz w:val="24"/>
+          <w:szCs w:val="24"/>
+        </w:rPr>
+        <w:t xml:space="preserve"> ya que si lo hacemos se pierde la conexión con GitHub.</w:t>
       </w:r>
     </w:p>
     <w:p>
@@ -267,16 +428,11 @@
         <w:spacing w:line="360" w:lineRule="auto"/>
         <w:jc w:val="both"/>
         <w:rPr>
-          <w:rFonts w:ascii="Times New Roman" w:cs="Times New Roman" w:eastAsia="Times New Roman" w:hAnsi="Times New Roman"/>
-          <w:sz w:val="24"/>
-          <w:szCs w:val="24"/>
-        </w:rPr>
-      </w:pPr>
-      <w:r>
-        <w:rPr>
-          <w:rtl w:val="0"/>
-        </w:rPr>
-      </w:r>
+          <w:rFonts w:ascii="Times New Roman" w:eastAsia="Times New Roman" w:hAnsi="Times New Roman" w:cs="Times New Roman"/>
+          <w:sz w:val="24"/>
+          <w:szCs w:val="24"/>
+        </w:rPr>
+      </w:pPr>
     </w:p>
     <w:p>
       <w:pPr>
@@ -285,40 +441,69 @@
           <w:numId w:val="2"/>
         </w:numPr>
         <w:spacing w:line="360" w:lineRule="auto"/>
-        <w:ind w:left="1440" w:hanging="360"/>
         <w:jc w:val="both"/>
         <w:rPr>
-          <w:rFonts w:ascii="Times New Roman" w:cs="Times New Roman" w:eastAsia="Times New Roman" w:hAnsi="Times New Roman"/>
-          <w:sz w:val="24"/>
-          <w:szCs w:val="24"/>
-        </w:rPr>
-      </w:pPr>
-      <w:r>
-        <w:rPr>
-          <w:rFonts w:ascii="Times New Roman" w:cs="Times New Roman" w:eastAsia="Times New Roman" w:hAnsi="Times New Roman"/>
-          <w:sz w:val="24"/>
-          <w:szCs w:val="24"/>
-          <w:rtl w:val="0"/>
-        </w:rPr>
-        <w:t xml:space="preserve">El archivo .gitignore sirve para indicarle al git que archivos y directorios ignorar al realizar una confirmación, es vital no subir archivos con contraseñas a un servidor público porque cualquier persona que encuentre nuestro repositorio lo podría clonar y ver todas nuestras contraseñas.</w:t>
+          <w:rFonts w:ascii="Times New Roman" w:eastAsia="Times New Roman" w:hAnsi="Times New Roman" w:cs="Times New Roman"/>
+          <w:sz w:val="24"/>
+          <w:szCs w:val="24"/>
+        </w:rPr>
+      </w:pPr>
+      <w:r>
+        <w:rPr>
+          <w:rFonts w:ascii="Times New Roman" w:eastAsia="Times New Roman" w:hAnsi="Times New Roman" w:cs="Times New Roman"/>
+          <w:sz w:val="24"/>
+          <w:szCs w:val="24"/>
+        </w:rPr>
+        <w:t>El archivo .</w:t>
+      </w:r>
+      <w:proofErr w:type="spellStart"/>
+      <w:r>
+        <w:rPr>
+          <w:rFonts w:ascii="Times New Roman" w:eastAsia="Times New Roman" w:hAnsi="Times New Roman" w:cs="Times New Roman"/>
+          <w:sz w:val="24"/>
+          <w:szCs w:val="24"/>
+        </w:rPr>
+        <w:t>gitignore</w:t>
+      </w:r>
+      <w:proofErr w:type="spellEnd"/>
+      <w:r>
+        <w:rPr>
+          <w:rFonts w:ascii="Times New Roman" w:eastAsia="Times New Roman" w:hAnsi="Times New Roman" w:cs="Times New Roman"/>
+          <w:sz w:val="24"/>
+          <w:szCs w:val="24"/>
+        </w:rPr>
+        <w:t xml:space="preserve"> sirve para indicarle al </w:t>
+      </w:r>
+      <w:proofErr w:type="spellStart"/>
+      <w:r>
+        <w:rPr>
+          <w:rFonts w:ascii="Times New Roman" w:eastAsia="Times New Roman" w:hAnsi="Times New Roman" w:cs="Times New Roman"/>
+          <w:sz w:val="24"/>
+          <w:szCs w:val="24"/>
+        </w:rPr>
+        <w:t>git</w:t>
+      </w:r>
+      <w:proofErr w:type="spellEnd"/>
+      <w:r>
+        <w:rPr>
+          <w:rFonts w:ascii="Times New Roman" w:eastAsia="Times New Roman" w:hAnsi="Times New Roman" w:cs="Times New Roman"/>
+          <w:sz w:val="24"/>
+          <w:szCs w:val="24"/>
+        </w:rPr>
+        <w:t xml:space="preserve"> que archivos y directorios ignorar al realizar una confirmación, es vital no subir archivos con contraseñas a un servidor público porque cualquier persona que encuentre nuestro repositorio lo podría clonar y ver todas nuestras contraseñas.</w:t>
       </w:r>
     </w:p>
     <w:p>
       <w:pPr>
         <w:spacing w:line="360" w:lineRule="auto"/>
-        <w:ind w:left="1440" w:firstLine="0"/>
+        <w:ind w:left="1440"/>
         <w:jc w:val="both"/>
         <w:rPr>
-          <w:rFonts w:ascii="Times New Roman" w:cs="Times New Roman" w:eastAsia="Times New Roman" w:hAnsi="Times New Roman"/>
-          <w:sz w:val="24"/>
-          <w:szCs w:val="24"/>
-        </w:rPr>
-      </w:pPr>
-      <w:r>
-        <w:rPr>
-          <w:rtl w:val="0"/>
-        </w:rPr>
-      </w:r>
+          <w:rFonts w:ascii="Times New Roman" w:eastAsia="Times New Roman" w:hAnsi="Times New Roman" w:cs="Times New Roman"/>
+          <w:sz w:val="24"/>
+          <w:szCs w:val="24"/>
+        </w:rPr>
+      </w:pPr>
     </w:p>
     <w:p>
       <w:pPr>
@@ -327,130 +512,151 @@
           <w:numId w:val="2"/>
         </w:numPr>
         <w:spacing w:line="360" w:lineRule="auto"/>
-        <w:ind w:left="1440" w:hanging="360"/>
         <w:jc w:val="both"/>
         <w:rPr>
-          <w:rFonts w:ascii="Times New Roman" w:cs="Times New Roman" w:eastAsia="Times New Roman" w:hAnsi="Times New Roman"/>
-          <w:sz w:val="24"/>
-          <w:szCs w:val="24"/>
-        </w:rPr>
-      </w:pPr>
-      <w:r>
-        <w:rPr>
-          <w:rFonts w:ascii="Times New Roman" w:cs="Times New Roman" w:eastAsia="Times New Roman" w:hAnsi="Times New Roman"/>
-          <w:sz w:val="24"/>
-          <w:szCs w:val="24"/>
-          <w:rtl w:val="0"/>
+          <w:rFonts w:ascii="Times New Roman" w:eastAsia="Times New Roman" w:hAnsi="Times New Roman" w:cs="Times New Roman"/>
+          <w:sz w:val="24"/>
+          <w:szCs w:val="24"/>
+        </w:rPr>
+      </w:pPr>
+      <w:r>
+        <w:rPr>
+          <w:rFonts w:ascii="Times New Roman" w:eastAsia="Times New Roman" w:hAnsi="Times New Roman" w:cs="Times New Roman"/>
+          <w:sz w:val="24"/>
+          <w:szCs w:val="24"/>
         </w:rPr>
         <w:t xml:space="preserve">El archivo </w:t>
       </w:r>
-      <w:hyperlink r:id="rId6">
+      <w:hyperlink r:id="rId7">
         <w:r>
           <w:rPr>
-            <w:rFonts w:ascii="Times New Roman" w:cs="Times New Roman" w:eastAsia="Times New Roman" w:hAnsi="Times New Roman"/>
-            <w:color w:val="1155cc"/>
+            <w:rFonts w:ascii="Times New Roman" w:eastAsia="Times New Roman" w:hAnsi="Times New Roman" w:cs="Times New Roman"/>
+            <w:color w:val="1155CC"/>
             <w:sz w:val="24"/>
             <w:szCs w:val="24"/>
             <w:u w:val="single"/>
-            <w:rtl w:val="0"/>
           </w:rPr>
-          <w:t xml:space="preserve">README.md</w:t>
+          <w:t>README.md</w:t>
         </w:r>
       </w:hyperlink>
       <w:r>
         <w:rPr>
-          <w:rFonts w:ascii="Times New Roman" w:cs="Times New Roman" w:eastAsia="Times New Roman" w:hAnsi="Times New Roman"/>
-          <w:sz w:val="24"/>
-          <w:szCs w:val="24"/>
-          <w:rtl w:val="0"/>
+          <w:rFonts w:ascii="Times New Roman" w:eastAsia="Times New Roman" w:hAnsi="Times New Roman" w:cs="Times New Roman"/>
+          <w:sz w:val="24"/>
+          <w:szCs w:val="24"/>
         </w:rPr>
         <w:t xml:space="preserve"> en la portada de un repositorio profesional, actúa como guía inicial y carta de presentación del proyecto. Busca explicar de manera clara y directa qué contiene el proyecto, para qué sirve y cómo utilizarlo.</w:t>
       </w:r>
     </w:p>
     <w:sectPr>
-      <w:headerReference r:id="rId7" w:type="default"/>
-      <w:headerReference r:id="rId8" w:type="first"/>
-      <w:footerReference r:id="rId9" w:type="default"/>
-      <w:footerReference r:id="rId10" w:type="first"/>
-      <w:pgSz w:h="16834" w:w="11909" w:orient="portrait"/>
-      <w:pgMar w:bottom="1440" w:top="1440" w:left="1440" w:right="1440" w:header="720" w:footer="720"/>
+      <w:headerReference w:type="default" r:id="rId8"/>
+      <w:footerReference w:type="default" r:id="rId9"/>
+      <w:pgSz w:w="11909" w:h="16834"/>
+      <w:pgMar w:top="1440" w:right="1440" w:bottom="1440" w:left="1440" w:header="720" w:footer="720" w:gutter="0"/>
       <w:pgNumType w:start="1"/>
+      <w:cols w:space="720"/>
     </w:sectPr>
   </w:body>
 </w:document>
 </file>
 
+<file path=word/endnotes.xml><?xml version="1.0" encoding="utf-8"?>
+<w:endnotes xmlns:wpc="http://schemas.microsoft.com/office/word/2010/wordprocessingCanvas" xmlns:cx="http://schemas.microsoft.com/office/drawing/2014/chartex" xmlns:cx1="http://schemas.microsoft.com/office/drawing/2015/9/8/chartex" xmlns:cx2="http://schemas.microsoft.com/office/drawing/2015/10/21/chartex" xmlns:cx3="http://schemas.microsoft.com/office/drawing/2016/5/9/chartex" xmlns:cx4="http://schemas.microsoft.com/office/drawing/2016/5/10/chartex" xmlns:cx5="http://schemas.microsoft.com/office/drawing/2016/5/11/chartex" xmlns:cx6="http://schemas.microsoft.com/office/drawing/2016/5/12/chartex" xmlns:cx7="http://schemas.microsoft.com/office/drawing/2016/5/13/chartex" xmlns:cx8="http://schemas.microsoft.com/office/drawing/2016/5/14/chartex" xmlns:mc="http://schemas.openxmlformats.org/markup-compatibility/2006" xmlns:aink="http://schemas.microsoft.com/office/drawing/2016/ink" xmlns:am3d="http://schemas.microsoft.com/office/drawing/2017/model3d" xmlns:o="urn:schemas-microsoft-com:office:office" xmlns:oel="http://schemas.microsoft.com/office/2019/extlst" xmlns:r="http://schemas.openxmlformats.org/officeDocument/2006/relationships" xmlns:m="http://schemas.openxmlformats.org/officeDocument/2006/math" xmlns:v="urn:schemas-microsoft-com:vml" xmlns:wp14="http://schemas.microsoft.com/office/word/2010/wordprocessingDrawing" xmlns:wp="http://schemas.openxmlformats.org/drawingml/2006/wordprocessingDrawing" xmlns:w10="urn:schemas-microsoft-com:office:word" xmlns:w="http://schemas.openxmlformats.org/wordprocessingml/2006/main" xmlns:w14="http://schemas.microsoft.com/office/word/2010/wordml" xmlns:w15="http://schemas.microsoft.com/office/word/2012/wordml" xmlns:w16cex="http://schemas.microsoft.com/office/word/2018/wordml/cex" xmlns:w16cid="http://schemas.microsoft.com/office/word/2016/wordml/cid" xmlns:w16="http://schemas.microsoft.com/office/word/2018/wordml" xmlns:w16du="http://schemas.microsoft.com/office/word/2023/wordml/word16du" xmlns:w16sdtdh="http://schemas.microsoft.com/office/word/2020/wordml/sdtdatahash" xmlns:w16sdtfl="http://schemas.microsoft.com/office/word/2024/wordml/sdtformatlock" xmlns:w16se="http://schemas.microsoft.com/office/word/2015/wordml/symex" xmlns:wpg="http://schemas.microsoft.com/office/word/2010/wordprocessingGroup" xmlns:wpi="http://schemas.microsoft.com/office/word/2010/wordprocessingInk" xmlns:wne="http://schemas.microsoft.com/office/word/2006/wordml" xmlns:wps="http://schemas.microsoft.com/office/word/2010/wordprocessingShape" mc:Ignorable="w14 w15 w16se w16cid w16 w16cex w16sdtdh w16sdtfl w16du wp14">
+  <w:endnote w:type="separator" w:id="-1">
+    <w:p>
+      <w:pPr>
+        <w:spacing w:line="240" w:lineRule="auto"/>
+      </w:pPr>
+      <w:r>
+        <w:separator/>
+      </w:r>
+    </w:p>
+  </w:endnote>
+  <w:endnote w:type="continuationSeparator" w:id="0">
+    <w:p>
+      <w:pPr>
+        <w:spacing w:line="240" w:lineRule="auto"/>
+      </w:pPr>
+      <w:r>
+        <w:continuationSeparator/>
+      </w:r>
+    </w:p>
+  </w:endnote>
+</w:endnotes>
+</file>
+
 <file path=word/footer1.xml><?xml version="1.0" encoding="utf-8"?>
-<w:ftr xmlns:mc="http://schemas.openxmlformats.org/markup-compatibility/2006" xmlns:o="urn:schemas-microsoft-com:office:office" xmlns:r="http://schemas.openxmlformats.org/officeDocument/2006/relationships" xmlns:m="http://schemas.openxmlformats.org/officeDocument/2006/math" xmlns:v="urn:schemas-microsoft-com:vml" xmlns:wp="http://schemas.openxmlformats.org/drawingml/2006/wordprocessingDrawing" xmlns:w10="urn:schemas-microsoft-com:office:word" xmlns:w="http://schemas.openxmlformats.org/wordprocessingml/2006/main" xmlns:wne="http://schemas.microsoft.com/office/word/2006/wordml" xmlns:sl="http://schemas.openxmlformats.org/schemaLibrary/2006/main" xmlns:a="http://schemas.openxmlformats.org/drawingml/2006/main" xmlns:pic="http://schemas.openxmlformats.org/drawingml/2006/picture" xmlns:c="http://schemas.openxmlformats.org/drawingml/2006/chart" xmlns:lc="http://schemas.openxmlformats.org/drawingml/2006/lockedCanvas" xmlns:dgm="http://schemas.openxmlformats.org/drawingml/2006/diagram" xmlns:wps="http://schemas.microsoft.com/office/word/2010/wordprocessingShape" xmlns:wpg="http://schemas.microsoft.com/office/word/2010/wordprocessingGroup" xmlns:w14="http://schemas.microsoft.com/office/word/2010/wordml" xmlns:w15="http://schemas.microsoft.com/office/word/2012/wordml" xmlns:w16="http://schemas.microsoft.com/office/word/2018/wordml" xmlns:w16cex="http://schemas.microsoft.com/office/word/2018/wordml/cex" xmlns:w16cid="http://schemas.microsoft.com/office/word/2016/wordml/cid" xmlns="http://schemas.microsoft.com/office/tasks/2019/documenttasks" xmlns:cr="http://schemas.microsoft.com/office/comments/2020/reactions">
+<w:ftr xmlns:wpc="http://schemas.microsoft.com/office/word/2010/wordprocessingCanvas" xmlns:cx="http://schemas.microsoft.com/office/drawing/2014/chartex" xmlns:cx1="http://schemas.microsoft.com/office/drawing/2015/9/8/chartex" xmlns:cx2="http://schemas.microsoft.com/office/drawing/2015/10/21/chartex" xmlns:cx3="http://schemas.microsoft.com/office/drawing/2016/5/9/chartex" xmlns:cx4="http://schemas.microsoft.com/office/drawing/2016/5/10/chartex" xmlns:cx5="http://schemas.microsoft.com/office/drawing/2016/5/11/chartex" xmlns:cx6="http://schemas.microsoft.com/office/drawing/2016/5/12/chartex" xmlns:cx7="http://schemas.microsoft.com/office/drawing/2016/5/13/chartex" xmlns:cx8="http://schemas.microsoft.com/office/drawing/2016/5/14/chartex" xmlns:mc="http://schemas.openxmlformats.org/markup-compatibility/2006" xmlns:aink="http://schemas.microsoft.com/office/drawing/2016/ink" xmlns:am3d="http://schemas.microsoft.com/office/drawing/2017/model3d" xmlns:o="urn:schemas-microsoft-com:office:office" xmlns:oel="http://schemas.microsoft.com/office/2019/extlst" xmlns:r="http://schemas.openxmlformats.org/officeDocument/2006/relationships" xmlns:m="http://schemas.openxmlformats.org/officeDocument/2006/math" xmlns:v="urn:schemas-microsoft-com:vml" xmlns:wp14="http://schemas.microsoft.com/office/word/2010/wordprocessingDrawing" xmlns:wp="http://schemas.openxmlformats.org/drawingml/2006/wordprocessingDrawing" xmlns:w10="urn:schemas-microsoft-com:office:word" xmlns:w="http://schemas.openxmlformats.org/wordprocessingml/2006/main" xmlns:w14="http://schemas.microsoft.com/office/word/2010/wordml" xmlns:w15="http://schemas.microsoft.com/office/word/2012/wordml" xmlns:w16cex="http://schemas.microsoft.com/office/word/2018/wordml/cex" xmlns:w16cid="http://schemas.microsoft.com/office/word/2016/wordml/cid" xmlns:w16="http://schemas.microsoft.com/office/word/2018/wordml" xmlns:w16du="http://schemas.microsoft.com/office/word/2023/wordml/word16du" xmlns:w16sdtdh="http://schemas.microsoft.com/office/word/2020/wordml/sdtdatahash" xmlns:w16sdtfl="http://schemas.microsoft.com/office/word/2024/wordml/sdtformatlock" xmlns:w16se="http://schemas.microsoft.com/office/word/2015/wordml/symex" xmlns:wpg="http://schemas.microsoft.com/office/word/2010/wordprocessingGroup" xmlns:wpi="http://schemas.microsoft.com/office/word/2010/wordprocessingInk" xmlns:wne="http://schemas.microsoft.com/office/word/2006/wordml" xmlns:wps="http://schemas.microsoft.com/office/word/2010/wordprocessingShape" mc:Ignorable="w14 w15 w16se w16cid w16 w16cex w16sdtdh w16sdtfl w16du wp14">
   <w:p>
-    <w:pPr>
-      <w:rPr/>
-    </w:pPr>
     <w:r>
-      <w:rPr/>
       <w:fldChar w:fldCharType="begin"/>
-      <w:instrText xml:space="preserve">PAGE</w:instrText>
-      <w:fldChar w:fldCharType="separate"/>
-      <w:fldChar w:fldCharType="end"/>
     </w:r>
     <w:r>
-      <w:rPr>
-        <w:rtl w:val="0"/>
-      </w:rPr>
+      <w:instrText>PAGE</w:instrText>
+    </w:r>
+    <w:r>
+      <w:fldChar w:fldCharType="separate"/>
+    </w:r>
+    <w:r>
+      <w:rPr>
+        <w:noProof/>
+      </w:rPr>
+      <w:t>1</w:t>
+    </w:r>
+    <w:r>
+      <w:fldChar w:fldCharType="end"/>
     </w:r>
   </w:p>
 </w:ftr>
 </file>
 
-<file path=word/footer2.xml><?xml version="1.0" encoding="utf-8"?>
-<w:ftr xmlns:mc="http://schemas.openxmlformats.org/markup-compatibility/2006" xmlns:o="urn:schemas-microsoft-com:office:office" xmlns:r="http://schemas.openxmlformats.org/officeDocument/2006/relationships" xmlns:m="http://schemas.openxmlformats.org/officeDocument/2006/math" xmlns:v="urn:schemas-microsoft-com:vml" xmlns:wp="http://schemas.openxmlformats.org/drawingml/2006/wordprocessingDrawing" xmlns:w10="urn:schemas-microsoft-com:office:word" xmlns:w="http://schemas.openxmlformats.org/wordprocessingml/2006/main" xmlns:wne="http://schemas.microsoft.com/office/word/2006/wordml" xmlns:sl="http://schemas.openxmlformats.org/schemaLibrary/2006/main" xmlns:a="http://schemas.openxmlformats.org/drawingml/2006/main" xmlns:pic="http://schemas.openxmlformats.org/drawingml/2006/picture" xmlns:c="http://schemas.openxmlformats.org/drawingml/2006/chart" xmlns:lc="http://schemas.openxmlformats.org/drawingml/2006/lockedCanvas" xmlns:dgm="http://schemas.openxmlformats.org/drawingml/2006/diagram" xmlns:wps="http://schemas.microsoft.com/office/word/2010/wordprocessingShape" xmlns:wpg="http://schemas.microsoft.com/office/word/2010/wordprocessingGroup" xmlns:w14="http://schemas.microsoft.com/office/word/2010/wordml" xmlns:w15="http://schemas.microsoft.com/office/word/2012/wordml" xmlns:w16="http://schemas.microsoft.com/office/word/2018/wordml" xmlns:w16cex="http://schemas.microsoft.com/office/word/2018/wordml/cex" xmlns:w16cid="http://schemas.microsoft.com/office/word/2016/wordml/cid" xmlns="http://schemas.microsoft.com/office/tasks/2019/documenttasks" xmlns:cr="http://schemas.microsoft.com/office/comments/2020/reactions">
-  <w:p>
-    <w:pPr>
-      <w:rPr/>
-    </w:pPr>
-    <w:r>
-      <w:rPr>
-        <w:rtl w:val="0"/>
-      </w:rPr>
-    </w:r>
-  </w:p>
-</w:ftr>
+<file path=word/footnotes.xml><?xml version="1.0" encoding="utf-8"?>
+<w:footnotes xmlns:wpc="http://schemas.microsoft.com/office/word/2010/wordprocessingCanvas" xmlns:cx="http://schemas.microsoft.com/office/drawing/2014/chartex" xmlns:cx1="http://schemas.microsoft.com/office/drawing/2015/9/8/chartex" xmlns:cx2="http://schemas.microsoft.com/office/drawing/2015/10/21/chartex" xmlns:cx3="http://schemas.microsoft.com/office/drawing/2016/5/9/chartex" xmlns:cx4="http://schemas.microsoft.com/office/drawing/2016/5/10/chartex" xmlns:cx5="http://schemas.microsoft.com/office/drawing/2016/5/11/chartex" xmlns:cx6="http://schemas.microsoft.com/office/drawing/2016/5/12/chartex" xmlns:cx7="http://schemas.microsoft.com/office/drawing/2016/5/13/chartex" xmlns:cx8="http://schemas.microsoft.com/office/drawing/2016/5/14/chartex" xmlns:mc="http://schemas.openxmlformats.org/markup-compatibility/2006" xmlns:aink="http://schemas.microsoft.com/office/drawing/2016/ink" xmlns:am3d="http://schemas.microsoft.com/office/drawing/2017/model3d" xmlns:o="urn:schemas-microsoft-com:office:office" xmlns:oel="http://schemas.microsoft.com/office/2019/extlst" xmlns:r="http://schemas.openxmlformats.org/officeDocument/2006/relationships" xmlns:m="http://schemas.openxmlformats.org/officeDocument/2006/math" xmlns:v="urn:schemas-microsoft-com:vml" xmlns:wp14="http://schemas.microsoft.com/office/word/2010/wordprocessingDrawing" xmlns:wp="http://schemas.openxmlformats.org/drawingml/2006/wordprocessingDrawing" xmlns:w10="urn:schemas-microsoft-com:office:word" xmlns:w="http://schemas.openxmlformats.org/wordprocessingml/2006/main" xmlns:w14="http://schemas.microsoft.com/office/word/2010/wordml" xmlns:w15="http://schemas.microsoft.com/office/word/2012/wordml" xmlns:w16cex="http://schemas.microsoft.com/office/word/2018/wordml/cex" xmlns:w16cid="http://schemas.microsoft.com/office/word/2016/wordml/cid" xmlns:w16="http://schemas.microsoft.com/office/word/2018/wordml" xmlns:w16du="http://schemas.microsoft.com/office/word/2023/wordml/word16du" xmlns:w16sdtdh="http://schemas.microsoft.com/office/word/2020/wordml/sdtdatahash" xmlns:w16sdtfl="http://schemas.microsoft.com/office/word/2024/wordml/sdtformatlock" xmlns:w16se="http://schemas.microsoft.com/office/word/2015/wordml/symex" xmlns:wpg="http://schemas.microsoft.com/office/word/2010/wordprocessingGroup" xmlns:wpi="http://schemas.microsoft.com/office/word/2010/wordprocessingInk" xmlns:wne="http://schemas.microsoft.com/office/word/2006/wordml" xmlns:wps="http://schemas.microsoft.com/office/word/2010/wordprocessingShape" mc:Ignorable="w14 w15 w16se w16cid w16 w16cex w16sdtdh w16sdtfl w16du wp14">
+  <w:footnote w:type="separator" w:id="-1">
+    <w:p>
+      <w:pPr>
+        <w:spacing w:line="240" w:lineRule="auto"/>
+      </w:pPr>
+      <w:r>
+        <w:separator/>
+      </w:r>
+    </w:p>
+  </w:footnote>
+  <w:footnote w:type="continuationSeparator" w:id="0">
+    <w:p>
+      <w:pPr>
+        <w:spacing w:line="240" w:lineRule="auto"/>
+      </w:pPr>
+      <w:r>
+        <w:continuationSeparator/>
+      </w:r>
+    </w:p>
+  </w:footnote>
+</w:footnotes>
 </file>
 
 <file path=word/header1.xml><?xml version="1.0" encoding="utf-8"?>
-<w:hdr xmlns:mc="http://schemas.openxmlformats.org/markup-compatibility/2006" xmlns:o="urn:schemas-microsoft-com:office:office" xmlns:r="http://schemas.openxmlformats.org/officeDocument/2006/relationships" xmlns:m="http://schemas.openxmlformats.org/officeDocument/2006/math" xmlns:v="urn:schemas-microsoft-com:vml" xmlns:wp="http://schemas.openxmlformats.org/drawingml/2006/wordprocessingDrawing" xmlns:w10="urn:schemas-microsoft-com:office:word" xmlns:w="http://schemas.openxmlformats.org/wordprocessingml/2006/main" xmlns:wne="http://schemas.microsoft.com/office/word/2006/wordml" xmlns:sl="http://schemas.openxmlformats.org/schemaLibrary/2006/main" xmlns:a="http://schemas.openxmlformats.org/drawingml/2006/main" xmlns:pic="http://schemas.openxmlformats.org/drawingml/2006/picture" xmlns:c="http://schemas.openxmlformats.org/drawingml/2006/chart" xmlns:lc="http://schemas.openxmlformats.org/drawingml/2006/lockedCanvas" xmlns:dgm="http://schemas.openxmlformats.org/drawingml/2006/diagram" xmlns:wps="http://schemas.microsoft.com/office/word/2010/wordprocessingShape" xmlns:wpg="http://schemas.microsoft.com/office/word/2010/wordprocessingGroup" xmlns:w14="http://schemas.microsoft.com/office/word/2010/wordml" xmlns:w15="http://schemas.microsoft.com/office/word/2012/wordml" xmlns:w16="http://schemas.microsoft.com/office/word/2018/wordml" xmlns:w16cex="http://schemas.microsoft.com/office/word/2018/wordml/cex" xmlns:w16cid="http://schemas.microsoft.com/office/word/2016/wordml/cid" xmlns="http://schemas.microsoft.com/office/tasks/2019/documenttasks" xmlns:cr="http://schemas.microsoft.com/office/comments/2020/reactions">
+<w:hdr xmlns:wpc="http://schemas.microsoft.com/office/word/2010/wordprocessingCanvas" xmlns:cx="http://schemas.microsoft.com/office/drawing/2014/chartex" xmlns:cx1="http://schemas.microsoft.com/office/drawing/2015/9/8/chartex" xmlns:cx2="http://schemas.microsoft.com/office/drawing/2015/10/21/chartex" xmlns:cx3="http://schemas.microsoft.com/office/drawing/2016/5/9/chartex" xmlns:cx4="http://schemas.microsoft.com/office/drawing/2016/5/10/chartex" xmlns:cx5="http://schemas.microsoft.com/office/drawing/2016/5/11/chartex" xmlns:cx6="http://schemas.microsoft.com/office/drawing/2016/5/12/chartex" xmlns:cx7="http://schemas.microsoft.com/office/drawing/2016/5/13/chartex" xmlns:cx8="http://schemas.microsoft.com/office/drawing/2016/5/14/chartex" xmlns:mc="http://schemas.openxmlformats.org/markup-compatibility/2006" xmlns:aink="http://schemas.microsoft.com/office/drawing/2016/ink" xmlns:am3d="http://schemas.microsoft.com/office/drawing/2017/model3d" xmlns:o="urn:schemas-microsoft-com:office:office" xmlns:oel="http://schemas.microsoft.com/office/2019/extlst" xmlns:r="http://schemas.openxmlformats.org/officeDocument/2006/relationships" xmlns:m="http://schemas.openxmlformats.org/officeDocument/2006/math" xmlns:v="urn:schemas-microsoft-com:vml" xmlns:wp14="http://schemas.microsoft.com/office/word/2010/wordprocessingDrawing" xmlns:wp="http://schemas.openxmlformats.org/drawingml/2006/wordprocessingDrawing" xmlns:w10="urn:schemas-microsoft-com:office:word" xmlns:w="http://schemas.openxmlformats.org/wordprocessingml/2006/main" xmlns:w14="http://schemas.microsoft.com/office/word/2010/wordml" xmlns:w15="http://schemas.microsoft.com/office/word/2012/wordml" xmlns:w16cex="http://schemas.microsoft.com/office/word/2018/wordml/cex" xmlns:w16cid="http://schemas.microsoft.com/office/word/2016/wordml/cid" xmlns:w16="http://schemas.microsoft.com/office/word/2018/wordml" xmlns:w16du="http://schemas.microsoft.com/office/word/2023/wordml/word16du" xmlns:w16sdtdh="http://schemas.microsoft.com/office/word/2020/wordml/sdtdatahash" xmlns:w16sdtfl="http://schemas.microsoft.com/office/word/2024/wordml/sdtformatlock" xmlns:w16se="http://schemas.microsoft.com/office/word/2015/wordml/symex" xmlns:wpg="http://schemas.microsoft.com/office/word/2010/wordprocessingGroup" xmlns:wpi="http://schemas.microsoft.com/office/word/2010/wordprocessingInk" xmlns:wne="http://schemas.microsoft.com/office/word/2006/wordml" xmlns:wps="http://schemas.microsoft.com/office/word/2010/wordprocessingShape" mc:Ignorable="w14 w15 w16se w16cid w16 w16cex w16sdtdh w16sdtfl w16du wp14">
   <w:p>
-    <w:pPr>
-      <w:rPr/>
-    </w:pPr>
     <w:r>
-      <w:rPr>
-        <w:rtl w:val="0"/>
-      </w:rPr>
-      <w:t xml:space="preserve">Juan Francisco Mora - Benjamin Baidas</w:t>
+      <w:t xml:space="preserve">Juan Francisco Mora - </w:t>
     </w:r>
-  </w:p>
-</w:hdr>
-</file>
-
-<file path=word/header2.xml><?xml version="1.0" encoding="utf-8"?>
-<w:hdr xmlns:mc="http://schemas.openxmlformats.org/markup-compatibility/2006" xmlns:o="urn:schemas-microsoft-com:office:office" xmlns:r="http://schemas.openxmlformats.org/officeDocument/2006/relationships" xmlns:m="http://schemas.openxmlformats.org/officeDocument/2006/math" xmlns:v="urn:schemas-microsoft-com:vml" xmlns:wp="http://schemas.openxmlformats.org/drawingml/2006/wordprocessingDrawing" xmlns:w10="urn:schemas-microsoft-com:office:word" xmlns:w="http://schemas.openxmlformats.org/wordprocessingml/2006/main" xmlns:wne="http://schemas.microsoft.com/office/word/2006/wordml" xmlns:sl="http://schemas.openxmlformats.org/schemaLibrary/2006/main" xmlns:a="http://schemas.openxmlformats.org/drawingml/2006/main" xmlns:pic="http://schemas.openxmlformats.org/drawingml/2006/picture" xmlns:c="http://schemas.openxmlformats.org/drawingml/2006/chart" xmlns:lc="http://schemas.openxmlformats.org/drawingml/2006/lockedCanvas" xmlns:dgm="http://schemas.openxmlformats.org/drawingml/2006/diagram" xmlns:wps="http://schemas.microsoft.com/office/word/2010/wordprocessingShape" xmlns:wpg="http://schemas.microsoft.com/office/word/2010/wordprocessingGroup" xmlns:w14="http://schemas.microsoft.com/office/word/2010/wordml" xmlns:w15="http://schemas.microsoft.com/office/word/2012/wordml" xmlns:w16="http://schemas.microsoft.com/office/word/2018/wordml" xmlns:w16cex="http://schemas.microsoft.com/office/word/2018/wordml/cex" xmlns:w16cid="http://schemas.microsoft.com/office/word/2016/wordml/cid" xmlns="http://schemas.microsoft.com/office/tasks/2019/documenttasks" xmlns:cr="http://schemas.microsoft.com/office/comments/2020/reactions">
-  <w:p>
-    <w:pPr>
-      <w:rPr/>
-    </w:pPr>
     <w:r>
-      <w:rPr>
-        <w:rtl w:val="0"/>
-      </w:rPr>
+      <w:t>Benjamín</w:t>
+    </w:r>
+    <w:r>
+      <w:t xml:space="preserve"> Baidas</w:t>
     </w:r>
   </w:p>
 </w:hdr>
 </file>
 
 <file path=word/numbering.xml><?xml version="1.0" encoding="utf-8"?>
-<w:numbering xmlns:mc="http://schemas.openxmlformats.org/markup-compatibility/2006" xmlns:o="urn:schemas-microsoft-com:office:office" xmlns:r="http://schemas.openxmlformats.org/officeDocument/2006/relationships" xmlns:m="http://schemas.openxmlformats.org/officeDocument/2006/math" xmlns:v="urn:schemas-microsoft-com:vml" xmlns:wp="http://schemas.openxmlformats.org/drawingml/2006/wordprocessingDrawing" xmlns:w10="urn:schemas-microsoft-com:office:word" xmlns:w="http://schemas.openxmlformats.org/wordprocessingml/2006/main" xmlns:wne="http://schemas.microsoft.com/office/word/2006/wordml" xmlns:sl="http://schemas.openxmlformats.org/schemaLibrary/2006/main" xmlns:a="http://schemas.openxmlformats.org/drawingml/2006/main" xmlns:pic="http://schemas.openxmlformats.org/drawingml/2006/picture" xmlns:c="http://schemas.openxmlformats.org/drawingml/2006/chart" xmlns:lc="http://schemas.openxmlformats.org/drawingml/2006/lockedCanvas" xmlns:dgm="http://schemas.openxmlformats.org/drawingml/2006/diagram" xmlns:wps="http://schemas.microsoft.com/office/word/2010/wordprocessingShape" xmlns:wpg="http://schemas.microsoft.com/office/word/2010/wordprocessingGroup" xmlns:w14="http://schemas.microsoft.com/office/word/2010/wordml" xmlns:w15="http://schemas.microsoft.com/office/word/2012/wordml" xmlns:w16="http://schemas.microsoft.com/office/word/2018/wordml" xmlns:w16cex="http://schemas.microsoft.com/office/word/2018/wordml/cex" xmlns:w16cid="http://schemas.microsoft.com/office/word/2016/wordml/cid" xmlns="http://schemas.microsoft.com/office/tasks/2019/documenttasks" xmlns:cr="http://schemas.microsoft.com/office/comments/2020/reactions">
-  <w:abstractNum w:abstractNumId="1">
+<w:numbering xmlns:wpc="http://schemas.microsoft.com/office/word/2010/wordprocessingCanvas" xmlns:cx="http://schemas.microsoft.com/office/drawing/2014/chartex" xmlns:cx1="http://schemas.microsoft.com/office/drawing/2015/9/8/chartex" xmlns:cx2="http://schemas.microsoft.com/office/drawing/2015/10/21/chartex" xmlns:cx3="http://schemas.microsoft.com/office/drawing/2016/5/9/chartex" xmlns:cx4="http://schemas.microsoft.com/office/drawing/2016/5/10/chartex" xmlns:cx5="http://schemas.microsoft.com/office/drawing/2016/5/11/chartex" xmlns:cx6="http://schemas.microsoft.com/office/drawing/2016/5/12/chartex" xmlns:cx7="http://schemas.microsoft.com/office/drawing/2016/5/13/chartex" xmlns:cx8="http://schemas.microsoft.com/office/drawing/2016/5/14/chartex" xmlns:mc="http://schemas.openxmlformats.org/markup-compatibility/2006" xmlns:aink="http://schemas.microsoft.com/office/drawing/2016/ink" xmlns:am3d="http://schemas.microsoft.com/office/drawing/2017/model3d" xmlns:o="urn:schemas-microsoft-com:office:office" xmlns:oel="http://schemas.microsoft.com/office/2019/extlst" xmlns:r="http://schemas.openxmlformats.org/officeDocument/2006/relationships" xmlns:m="http://schemas.openxmlformats.org/officeDocument/2006/math" xmlns:v="urn:schemas-microsoft-com:vml" xmlns:wp14="http://schemas.microsoft.com/office/word/2010/wordprocessingDrawing" xmlns:wp="http://schemas.openxmlformats.org/drawingml/2006/wordprocessingDrawing" xmlns:w10="urn:schemas-microsoft-com:office:word" xmlns:w="http://schemas.openxmlformats.org/wordprocessingml/2006/main" xmlns:w14="http://schemas.microsoft.com/office/word/2010/wordml" xmlns:w15="http://schemas.microsoft.com/office/word/2012/wordml" xmlns:w16cex="http://schemas.microsoft.com/office/word/2018/wordml/cex" xmlns:w16cid="http://schemas.microsoft.com/office/word/2016/wordml/cid" xmlns:w16="http://schemas.microsoft.com/office/word/2018/wordml" xmlns:w16du="http://schemas.microsoft.com/office/word/2023/wordml/word16du" xmlns:w16sdtdh="http://schemas.microsoft.com/office/word/2020/wordml/sdtdatahash" xmlns:w16sdtfl="http://schemas.microsoft.com/office/word/2024/wordml/sdtformatlock" xmlns:w16se="http://schemas.microsoft.com/office/word/2015/wordml/symex" xmlns:wpg="http://schemas.microsoft.com/office/word/2010/wordprocessingGroup" xmlns:wpi="http://schemas.microsoft.com/office/word/2010/wordprocessingInk" xmlns:wne="http://schemas.microsoft.com/office/word/2006/wordml" xmlns:wps="http://schemas.microsoft.com/office/word/2010/wordprocessingShape" mc:Ignorable="w14 w15 w16se w16cid w16 w16cex w16sdtdh w16sdtfl w16du wp14">
+  <w:abstractNum w:abstractNumId="0" w15:restartNumberingAfterBreak="0">
+    <w:nsid w:val="0D134492"/>
+    <w:multiLevelType w:val="multilevel"/>
+    <w:tmpl w:val="BB7C2A02"/>
     <w:lvl w:ilvl="0">
       <w:start w:val="1"/>
       <w:numFmt w:val="decimal"/>
@@ -560,7 +766,10 @@
       </w:rPr>
     </w:lvl>
   </w:abstractNum>
-  <w:abstractNum w:abstractNumId="2">
+  <w:abstractNum w:abstractNumId="1" w15:restartNumberingAfterBreak="0">
+    <w:nsid w:val="31333B71"/>
+    <w:multiLevelType w:val="multilevel"/>
+    <w:tmpl w:val="239C8634"/>
     <w:lvl w:ilvl="0">
       <w:start w:val="1"/>
       <w:numFmt w:val="decimal"/>
@@ -670,24 +879,24 @@
       </w:rPr>
     </w:lvl>
   </w:abstractNum>
-  <w:num w:numId="1">
+  <w:num w:numId="1" w16cid:durableId="2119253783">
+    <w:abstractNumId w:val="0"/>
+  </w:num>
+  <w:num w:numId="2" w16cid:durableId="315498652">
     <w:abstractNumId w:val="1"/>
-  </w:num>
-  <w:num w:numId="2">
-    <w:abstractNumId w:val="2"/>
   </w:num>
 </w:numbering>
 </file>
 
 <file path=word/styles.xml><?xml version="1.0" encoding="utf-8"?>
-<w:styles xmlns:mc="http://schemas.openxmlformats.org/markup-compatibility/2006" xmlns:o="urn:schemas-microsoft-com:office:office" xmlns:r="http://schemas.openxmlformats.org/officeDocument/2006/relationships" xmlns:m="http://schemas.openxmlformats.org/officeDocument/2006/math" xmlns:v="urn:schemas-microsoft-com:vml" xmlns:wp="http://schemas.openxmlformats.org/drawingml/2006/wordprocessingDrawing" xmlns:w10="urn:schemas-microsoft-com:office:word" xmlns:w="http://schemas.openxmlformats.org/wordprocessingml/2006/main" xmlns:wne="http://schemas.microsoft.com/office/word/2006/wordml" xmlns:sl="http://schemas.openxmlformats.org/schemaLibrary/2006/main" xmlns:a="http://schemas.openxmlformats.org/drawingml/2006/main" xmlns:pic="http://schemas.openxmlformats.org/drawingml/2006/picture" xmlns:c="http://schemas.openxmlformats.org/drawingml/2006/chart" xmlns:lc="http://schemas.openxmlformats.org/drawingml/2006/lockedCanvas" xmlns:dgm="http://schemas.openxmlformats.org/drawingml/2006/diagram" xmlns:wps="http://schemas.microsoft.com/office/word/2010/wordprocessingShape" xmlns:wpg="http://schemas.microsoft.com/office/word/2010/wordprocessingGroup" xmlns:w14="http://schemas.microsoft.com/office/word/2010/wordml" xmlns:w15="http://schemas.microsoft.com/office/word/2012/wordml" xmlns:w16="http://schemas.microsoft.com/office/word/2018/wordml" xmlns:w16cex="http://schemas.microsoft.com/office/word/2018/wordml/cex" xmlns:w16cid="http://schemas.microsoft.com/office/word/2016/wordml/cid" xmlns="http://schemas.microsoft.com/office/tasks/2019/documenttasks" xmlns:cr="http://schemas.microsoft.com/office/comments/2020/reactions">
+<w:styles xmlns:mc="http://schemas.openxmlformats.org/markup-compatibility/2006" xmlns:r="http://schemas.openxmlformats.org/officeDocument/2006/relationships" xmlns:w="http://schemas.openxmlformats.org/wordprocessingml/2006/main" xmlns:w14="http://schemas.microsoft.com/office/word/2010/wordml" xmlns:w15="http://schemas.microsoft.com/office/word/2012/wordml" xmlns:w16cex="http://schemas.microsoft.com/office/word/2018/wordml/cex" xmlns:w16cid="http://schemas.microsoft.com/office/word/2016/wordml/cid" xmlns:w16="http://schemas.microsoft.com/office/word/2018/wordml" xmlns:w16du="http://schemas.microsoft.com/office/word/2023/wordml/word16du" xmlns:w16sdtdh="http://schemas.microsoft.com/office/word/2020/wordml/sdtdatahash" xmlns:w16sdtfl="http://schemas.microsoft.com/office/word/2024/wordml/sdtformatlock" xmlns:w16se="http://schemas.microsoft.com/office/word/2015/wordml/symex" mc:Ignorable="w14 w15 w16se w16cid w16 w16cex w16sdtdh w16sdtfl w16du">
   <w:docDefaults>
     <w:rPrDefault>
       <w:rPr>
-        <w:rFonts w:ascii="Arial" w:cs="Arial" w:eastAsia="Arial" w:hAnsi="Arial"/>
+        <w:rFonts w:ascii="Arial" w:eastAsia="Arial" w:hAnsi="Arial" w:cs="Arial"/>
         <w:sz w:val="22"/>
         <w:szCs w:val="22"/>
-        <w:lang w:val="es"/>
+        <w:lang w:val="es" w:eastAsia="es-AR" w:bidi="ar-SA"/>
       </w:rPr>
     </w:rPrDefault>
     <w:pPrDefault>
@@ -696,79 +905,457 @@
       </w:pPr>
     </w:pPrDefault>
   </w:docDefaults>
-  <w:style w:type="table" w:styleId="TableNormal" w:default="1">
-    <w:name w:val="TableNormal"/>
-    <w:tblPr>
-      <w:tblCellMar>
-        <w:top w:w="100.0" w:type="dxa"/>
-        <w:left w:w="100.0" w:type="dxa"/>
-        <w:bottom w:w="100.0" w:type="dxa"/>
-        <w:right w:w="100.0" w:type="dxa"/>
-      </w:tblCellMar>
-    </w:tblPr>
+  <w:latentStyles w:defLockedState="0" w:defUIPriority="99" w:defSemiHidden="0" w:defUnhideWhenUsed="0" w:defQFormat="0" w:count="376">
+    <w:lsdException w:name="Normal" w:uiPriority="0" w:qFormat="1"/>
+    <w:lsdException w:name="heading 1" w:uiPriority="9" w:qFormat="1"/>
+    <w:lsdException w:name="heading 2" w:semiHidden="1" w:uiPriority="9" w:unhideWhenUsed="1" w:qFormat="1"/>
+    <w:lsdException w:name="heading 3" w:semiHidden="1" w:uiPriority="9" w:unhideWhenUsed="1" w:qFormat="1"/>
+    <w:lsdException w:name="heading 4" w:semiHidden="1" w:uiPriority="9" w:unhideWhenUsed="1" w:qFormat="1"/>
+    <w:lsdException w:name="heading 5" w:semiHidden="1" w:uiPriority="9" w:unhideWhenUsed="1" w:qFormat="1"/>
+    <w:lsdException w:name="heading 6" w:semiHidden="1" w:uiPriority="9" w:unhideWhenUsed="1" w:qFormat="1"/>
+    <w:lsdException w:name="heading 7" w:semiHidden="1" w:uiPriority="9" w:unhideWhenUsed="1" w:qFormat="1"/>
+    <w:lsdException w:name="heading 8" w:semiHidden="1" w:uiPriority="9" w:unhideWhenUsed="1" w:qFormat="1"/>
+    <w:lsdException w:name="heading 9" w:semiHidden="1" w:uiPriority="9" w:unhideWhenUsed="1" w:qFormat="1"/>
+    <w:lsdException w:name="index 1" w:semiHidden="1" w:unhideWhenUsed="1"/>
+    <w:lsdException w:name="index 2" w:semiHidden="1" w:unhideWhenUsed="1"/>
+    <w:lsdException w:name="index 3" w:semiHidden="1" w:unhideWhenUsed="1"/>
+    <w:lsdException w:name="index 4" w:semiHidden="1" w:unhideWhenUsed="1"/>
+    <w:lsdException w:name="index 5" w:semiHidden="1" w:unhideWhenUsed="1"/>
+    <w:lsdException w:name="index 6" w:semiHidden="1" w:unhideWhenUsed="1"/>
+    <w:lsdException w:name="index 7" w:semiHidden="1" w:unhideWhenUsed="1"/>
+    <w:lsdException w:name="index 8" w:semiHidden="1" w:unhideWhenUsed="1"/>
+    <w:lsdException w:name="index 9" w:semiHidden="1" w:unhideWhenUsed="1"/>
+    <w:lsdException w:name="toc 1" w:semiHidden="1" w:uiPriority="39" w:unhideWhenUsed="1"/>
+    <w:lsdException w:name="toc 2" w:semiHidden="1" w:uiPriority="39" w:unhideWhenUsed="1"/>
+    <w:lsdException w:name="toc 3" w:semiHidden="1" w:uiPriority="39" w:unhideWhenUsed="1"/>
+    <w:lsdException w:name="toc 4" w:semiHidden="1" w:uiPriority="39" w:unhideWhenUsed="1"/>
+    <w:lsdException w:name="toc 5" w:semiHidden="1" w:uiPriority="39" w:unhideWhenUsed="1"/>
+    <w:lsdException w:name="toc 6" w:semiHidden="1" w:uiPriority="39" w:unhideWhenUsed="1"/>
+    <w:lsdException w:name="toc 7" w:semiHidden="1" w:uiPriority="39" w:unhideWhenUsed="1"/>
+    <w:lsdException w:name="toc 8" w:semiHidden="1" w:uiPriority="39" w:unhideWhenUsed="1"/>
+    <w:lsdException w:name="toc 9" w:semiHidden="1" w:uiPriority="39" w:unhideWhenUsed="1"/>
+    <w:lsdException w:name="Normal Indent" w:semiHidden="1" w:unhideWhenUsed="1"/>
+    <w:lsdException w:name="footnote text" w:semiHidden="1" w:unhideWhenUsed="1"/>
+    <w:lsdException w:name="annotation text" w:semiHidden="1" w:unhideWhenUsed="1"/>
+    <w:lsdException w:name="header" w:semiHidden="1" w:unhideWhenUsed="1"/>
+    <w:lsdException w:name="footer" w:semiHidden="1" w:unhideWhenUsed="1"/>
+    <w:lsdException w:name="index heading" w:semiHidden="1" w:unhideWhenUsed="1"/>
+    <w:lsdException w:name="caption" w:semiHidden="1" w:uiPriority="35" w:unhideWhenUsed="1" w:qFormat="1"/>
+    <w:lsdException w:name="table of figures" w:semiHidden="1" w:unhideWhenUsed="1"/>
+    <w:lsdException w:name="envelope address" w:semiHidden="1" w:unhideWhenUsed="1"/>
+    <w:lsdException w:name="envelope return" w:semiHidden="1" w:unhideWhenUsed="1"/>
+    <w:lsdException w:name="footnote reference" w:semiHidden="1" w:unhideWhenUsed="1"/>
+    <w:lsdException w:name="annotation reference" w:semiHidden="1" w:unhideWhenUsed="1"/>
+    <w:lsdException w:name="line number" w:semiHidden="1" w:unhideWhenUsed="1"/>
+    <w:lsdException w:name="page number" w:semiHidden="1" w:unhideWhenUsed="1"/>
+    <w:lsdException w:name="endnote reference" w:semiHidden="1" w:unhideWhenUsed="1"/>
+    <w:lsdException w:name="endnote text" w:semiHidden="1" w:unhideWhenUsed="1"/>
+    <w:lsdException w:name="table of authorities" w:semiHidden="1" w:unhideWhenUsed="1"/>
+    <w:lsdException w:name="macro" w:semiHidden="1" w:unhideWhenUsed="1"/>
+    <w:lsdException w:name="toa heading" w:semiHidden="1" w:unhideWhenUsed="1"/>
+    <w:lsdException w:name="List" w:semiHidden="1" w:unhideWhenUsed="1"/>
+    <w:lsdException w:name="List Bullet" w:semiHidden="1" w:unhideWhenUsed="1"/>
+    <w:lsdException w:name="List Number" w:semiHidden="1" w:unhideWhenUsed="1"/>
+    <w:lsdException w:name="List 2" w:semiHidden="1" w:unhideWhenUsed="1"/>
+    <w:lsdException w:name="List 3" w:semiHidden="1" w:unhideWhenUsed="1"/>
+    <w:lsdException w:name="List 4" w:semiHidden="1" w:unhideWhenUsed="1"/>
+    <w:lsdException w:name="List 5" w:semiHidden="1" w:unhideWhenUsed="1"/>
+    <w:lsdException w:name="List Bullet 2" w:semiHidden="1" w:unhideWhenUsed="1"/>
+    <w:lsdException w:name="List Bullet 3" w:semiHidden="1" w:unhideWhenUsed="1"/>
+    <w:lsdException w:name="List Bullet 4" w:semiHidden="1" w:unhideWhenUsed="1"/>
+    <w:lsdException w:name="List Bullet 5" w:semiHidden="1" w:unhideWhenUsed="1"/>
+    <w:lsdException w:name="List Number 2" w:semiHidden="1" w:unhideWhenUsed="1"/>
+    <w:lsdException w:name="List Number 3" w:semiHidden="1" w:unhideWhenUsed="1"/>
+    <w:lsdException w:name="List Number 4" w:semiHidden="1" w:unhideWhenUsed="1"/>
+    <w:lsdException w:name="List Number 5" w:semiHidden="1" w:unhideWhenUsed="1"/>
+    <w:lsdException w:name="Title" w:uiPriority="10" w:qFormat="1"/>
+    <w:lsdException w:name="Closing" w:semiHidden="1" w:unhideWhenUsed="1"/>
+    <w:lsdException w:name="Signature" w:semiHidden="1" w:unhideWhenUsed="1"/>
+    <w:lsdException w:name="Default Paragraph Font" w:semiHidden="1" w:uiPriority="1" w:unhideWhenUsed="1"/>
+    <w:lsdException w:name="Body Text" w:semiHidden="1" w:unhideWhenUsed="1"/>
+    <w:lsdException w:name="Body Text Indent" w:semiHidden="1" w:unhideWhenUsed="1"/>
+    <w:lsdException w:name="List Continue" w:semiHidden="1" w:unhideWhenUsed="1"/>
+    <w:lsdException w:name="List Continue 2" w:semiHidden="1" w:unhideWhenUsed="1"/>
+    <w:lsdException w:name="List Continue 3" w:semiHidden="1" w:unhideWhenUsed="1"/>
+    <w:lsdException w:name="List Continue 4" w:semiHidden="1" w:unhideWhenUsed="1"/>
+    <w:lsdException w:name="List Continue 5" w:semiHidden="1" w:unhideWhenUsed="1"/>
+    <w:lsdException w:name="Message Header" w:semiHidden="1" w:unhideWhenUsed="1"/>
+    <w:lsdException w:name="Subtitle" w:uiPriority="11" w:qFormat="1"/>
+    <w:lsdException w:name="Salutation" w:semiHidden="1" w:unhideWhenUsed="1"/>
+    <w:lsdException w:name="Date" w:semiHidden="1" w:unhideWhenUsed="1"/>
+    <w:lsdException w:name="Body Text First Indent" w:semiHidden="1" w:unhideWhenUsed="1"/>
+    <w:lsdException w:name="Body Text First Indent 2" w:semiHidden="1" w:unhideWhenUsed="1"/>
+    <w:lsdException w:name="Note Heading" w:semiHidden="1" w:unhideWhenUsed="1"/>
+    <w:lsdException w:name="Body Text 2" w:semiHidden="1" w:unhideWhenUsed="1"/>
+    <w:lsdException w:name="Body Text 3" w:semiHidden="1" w:unhideWhenUsed="1"/>
+    <w:lsdException w:name="Body Text Indent 2" w:semiHidden="1" w:unhideWhenUsed="1"/>
+    <w:lsdException w:name="Body Text Indent 3" w:semiHidden="1" w:unhideWhenUsed="1"/>
+    <w:lsdException w:name="Block Text" w:semiHidden="1" w:unhideWhenUsed="1"/>
+    <w:lsdException w:name="Hyperlink" w:semiHidden="1" w:unhideWhenUsed="1"/>
+    <w:lsdException w:name="FollowedHyperlink" w:semiHidden="1" w:unhideWhenUsed="1"/>
+    <w:lsdException w:name="Strong" w:uiPriority="22" w:qFormat="1"/>
+    <w:lsdException w:name="Emphasis" w:uiPriority="20" w:qFormat="1"/>
+    <w:lsdException w:name="Document Map" w:semiHidden="1" w:unhideWhenUsed="1"/>
+    <w:lsdException w:name="Plain Text" w:semiHidden="1" w:unhideWhenUsed="1"/>
+    <w:lsdException w:name="E-mail Signature" w:semiHidden="1" w:unhideWhenUsed="1"/>
+    <w:lsdException w:name="HTML Top of Form" w:semiHidden="1" w:unhideWhenUsed="1"/>
+    <w:lsdException w:name="HTML Bottom of Form" w:semiHidden="1" w:unhideWhenUsed="1"/>
+    <w:lsdException w:name="Normal (Web)" w:semiHidden="1" w:unhideWhenUsed="1"/>
+    <w:lsdException w:name="HTML Acronym" w:semiHidden="1" w:unhideWhenUsed="1"/>
+    <w:lsdException w:name="HTML Address" w:semiHidden="1" w:unhideWhenUsed="1"/>
+    <w:lsdException w:name="HTML Cite" w:semiHidden="1" w:unhideWhenUsed="1"/>
+    <w:lsdException w:name="HTML Code" w:semiHidden="1" w:unhideWhenUsed="1"/>
+    <w:lsdException w:name="HTML Definition" w:semiHidden="1" w:unhideWhenUsed="1"/>
+    <w:lsdException w:name="HTML Keyboard" w:semiHidden="1" w:unhideWhenUsed="1"/>
+    <w:lsdException w:name="HTML Preformatted" w:semiHidden="1" w:unhideWhenUsed="1"/>
+    <w:lsdException w:name="HTML Sample" w:semiHidden="1" w:unhideWhenUsed="1"/>
+    <w:lsdException w:name="HTML Typewriter" w:semiHidden="1" w:unhideWhenUsed="1"/>
+    <w:lsdException w:name="HTML Variable" w:semiHidden="1" w:unhideWhenUsed="1"/>
+    <w:lsdException w:name="Normal Table" w:semiHidden="1" w:unhideWhenUsed="1"/>
+    <w:lsdException w:name="annotation subject" w:semiHidden="1" w:unhideWhenUsed="1"/>
+    <w:lsdException w:name="No List" w:semiHidden="1" w:unhideWhenUsed="1"/>
+    <w:lsdException w:name="Outline List 1" w:semiHidden="1" w:unhideWhenUsed="1"/>
+    <w:lsdException w:name="Outline List 2" w:semiHidden="1" w:unhideWhenUsed="1"/>
+    <w:lsdException w:name="Outline List 3" w:semiHidden="1" w:unhideWhenUsed="1"/>
+    <w:lsdException w:name="Table Simple 1" w:semiHidden="1" w:unhideWhenUsed="1"/>
+    <w:lsdException w:name="Table Simple 2" w:semiHidden="1" w:unhideWhenUsed="1"/>
+    <w:lsdException w:name="Table Simple 3" w:semiHidden="1" w:unhideWhenUsed="1"/>
+    <w:lsdException w:name="Table Classic 1" w:semiHidden="1" w:unhideWhenUsed="1"/>
+    <w:lsdException w:name="Table Classic 2" w:semiHidden="1" w:unhideWhenUsed="1"/>
+    <w:lsdException w:name="Table Classic 3" w:semiHidden="1" w:unhideWhenUsed="1"/>
+    <w:lsdException w:name="Table Classic 4" w:semiHidden="1" w:unhideWhenUsed="1"/>
+    <w:lsdException w:name="Table Colorful 1" w:semiHidden="1" w:unhideWhenUsed="1"/>
+    <w:lsdException w:name="Table Colorful 2" w:semiHidden="1" w:unhideWhenUsed="1"/>
+    <w:lsdException w:name="Table Colorful 3" w:semiHidden="1" w:unhideWhenUsed="1"/>
+    <w:lsdException w:name="Table Columns 1" w:semiHidden="1" w:unhideWhenUsed="1"/>
+    <w:lsdException w:name="Table Columns 2" w:semiHidden="1" w:unhideWhenUsed="1"/>
+    <w:lsdException w:name="Table Columns 3" w:semiHidden="1" w:unhideWhenUsed="1"/>
+    <w:lsdException w:name="Table Columns 4" w:semiHidden="1" w:unhideWhenUsed="1"/>
+    <w:lsdException w:name="Table Columns 5" w:semiHidden="1" w:unhideWhenUsed="1"/>
+    <w:lsdException w:name="Table Grid 1" w:semiHidden="1" w:unhideWhenUsed="1"/>
+    <w:lsdException w:name="Table Grid 2" w:semiHidden="1" w:unhideWhenUsed="1"/>
+    <w:lsdException w:name="Table Grid 3" w:semiHidden="1" w:unhideWhenUsed="1"/>
+    <w:lsdException w:name="Table Grid 4" w:semiHidden="1" w:unhideWhenUsed="1"/>
+    <w:lsdException w:name="Table Grid 5" w:semiHidden="1" w:unhideWhenUsed="1"/>
+    <w:lsdException w:name="Table Grid 6" w:semiHidden="1" w:unhideWhenUsed="1"/>
+    <w:lsdException w:name="Table Grid 7" w:semiHidden="1" w:unhideWhenUsed="1"/>
+    <w:lsdException w:name="Table Grid 8" w:semiHidden="1" w:unhideWhenUsed="1"/>
+    <w:lsdException w:name="Table List 1" w:semiHidden="1" w:unhideWhenUsed="1"/>
+    <w:lsdException w:name="Table List 2" w:semiHidden="1" w:unhideWhenUsed="1"/>
+    <w:lsdException w:name="Table List 3" w:semiHidden="1" w:unhideWhenUsed="1"/>
+    <w:lsdException w:name="Table List 4" w:semiHidden="1" w:unhideWhenUsed="1"/>
+    <w:lsdException w:name="Table List 5" w:semiHidden="1" w:unhideWhenUsed="1"/>
+    <w:lsdException w:name="Table List 6" w:semiHidden="1" w:unhideWhenUsed="1"/>
+    <w:lsdException w:name="Table List 7" w:semiHidden="1" w:unhideWhenUsed="1"/>
+    <w:lsdException w:name="Table List 8" w:semiHidden="1" w:unhideWhenUsed="1"/>
+    <w:lsdException w:name="Table 3D effects 1" w:semiHidden="1" w:unhideWhenUsed="1"/>
+    <w:lsdException w:name="Table 3D effects 2" w:semiHidden="1" w:unhideWhenUsed="1"/>
+    <w:lsdException w:name="Table 3D effects 3" w:semiHidden="1" w:unhideWhenUsed="1"/>
+    <w:lsdException w:name="Table Contemporary" w:semiHidden="1" w:unhideWhenUsed="1"/>
+    <w:lsdException w:name="Table Elegant" w:semiHidden="1" w:unhideWhenUsed="1"/>
+    <w:lsdException w:name="Table Professional" w:semiHidden="1" w:unhideWhenUsed="1"/>
+    <w:lsdException w:name="Table Subtle 1" w:semiHidden="1" w:unhideWhenUsed="1"/>
+    <w:lsdException w:name="Table Subtle 2" w:semiHidden="1" w:unhideWhenUsed="1"/>
+    <w:lsdException w:name="Table Web 1" w:semiHidden="1" w:unhideWhenUsed="1"/>
+    <w:lsdException w:name="Table Web 2" w:semiHidden="1" w:unhideWhenUsed="1"/>
+    <w:lsdException w:name="Table Web 3" w:semiHidden="1" w:unhideWhenUsed="1"/>
+    <w:lsdException w:name="Balloon Text" w:semiHidden="1" w:unhideWhenUsed="1"/>
+    <w:lsdException w:name="Table Grid" w:uiPriority="39"/>
+    <w:lsdException w:name="Table Theme" w:semiHidden="1" w:unhideWhenUsed="1"/>
+    <w:lsdException w:name="Placeholder Text" w:semiHidden="1"/>
+    <w:lsdException w:name="No Spacing" w:uiPriority="1" w:qFormat="1"/>
+    <w:lsdException w:name="Light Shading" w:uiPriority="60"/>
+    <w:lsdException w:name="Light List" w:uiPriority="61"/>
+    <w:lsdException w:name="Light Grid" w:uiPriority="62"/>
+    <w:lsdException w:name="Medium Shading 1" w:uiPriority="63"/>
+    <w:lsdException w:name="Medium Shading 2" w:uiPriority="64"/>
+    <w:lsdException w:name="Medium List 1" w:uiPriority="65"/>
+    <w:lsdException w:name="Medium List 2" w:uiPriority="66"/>
+    <w:lsdException w:name="Medium Grid 1" w:uiPriority="67"/>
+    <w:lsdException w:name="Medium Grid 2" w:uiPriority="68"/>
+    <w:lsdException w:name="Medium Grid 3" w:uiPriority="69"/>
+    <w:lsdException w:name="Dark List" w:uiPriority="70"/>
+    <w:lsdException w:name="Colorful Shading" w:uiPriority="71"/>
+    <w:lsdException w:name="Colorful List" w:uiPriority="72"/>
+    <w:lsdException w:name="Colorful Grid" w:uiPriority="73"/>
+    <w:lsdException w:name="Light Shading Accent 1" w:uiPriority="60"/>
+    <w:lsdException w:name="Light List Accent 1" w:uiPriority="61"/>
+    <w:lsdException w:name="Light Grid Accent 1" w:uiPriority="62"/>
+    <w:lsdException w:name="Medium Shading 1 Accent 1" w:uiPriority="63"/>
+    <w:lsdException w:name="Medium Shading 2 Accent 1" w:uiPriority="64"/>
+    <w:lsdException w:name="Medium List 1 Accent 1" w:uiPriority="65"/>
+    <w:lsdException w:name="Revision" w:semiHidden="1"/>
+    <w:lsdException w:name="List Paragraph" w:uiPriority="34" w:qFormat="1"/>
+    <w:lsdException w:name="Quote" w:uiPriority="29" w:qFormat="1"/>
+    <w:lsdException w:name="Intense Quote" w:uiPriority="30" w:qFormat="1"/>
+    <w:lsdException w:name="Medium List 2 Accent 1" w:uiPriority="66"/>
+    <w:lsdException w:name="Medium Grid 1 Accent 1" w:uiPriority="67"/>
+    <w:lsdException w:name="Medium Grid 2 Accent 1" w:uiPriority="68"/>
+    <w:lsdException w:name="Medium Grid 3 Accent 1" w:uiPriority="69"/>
+    <w:lsdException w:name="Dark List Accent 1" w:uiPriority="70"/>
+    <w:lsdException w:name="Colorful Shading Accent 1" w:uiPriority="71"/>
+    <w:lsdException w:name="Colorful List Accent 1" w:uiPriority="72"/>
+    <w:lsdException w:name="Colorful Grid Accent 1" w:uiPriority="73"/>
+    <w:lsdException w:name="Light Shading Accent 2" w:uiPriority="60"/>
+    <w:lsdException w:name="Light List Accent 2" w:uiPriority="61"/>
+    <w:lsdException w:name="Light Grid Accent 2" w:uiPriority="62"/>
+    <w:lsdException w:name="Medium Shading 1 Accent 2" w:uiPriority="63"/>
+    <w:lsdException w:name="Medium Shading 2 Accent 2" w:uiPriority="64"/>
+    <w:lsdException w:name="Medium List 1 Accent 2" w:uiPriority="65"/>
+    <w:lsdException w:name="Medium List 2 Accent 2" w:uiPriority="66"/>
+    <w:lsdException w:name="Medium Grid 1 Accent 2" w:uiPriority="67"/>
+    <w:lsdException w:name="Medium Grid 2 Accent 2" w:uiPriority="68"/>
+    <w:lsdException w:name="Medium Grid 3 Accent 2" w:uiPriority="69"/>
+    <w:lsdException w:name="Dark List Accent 2" w:uiPriority="70"/>
+    <w:lsdException w:name="Colorful Shading Accent 2" w:uiPriority="71"/>
+    <w:lsdException w:name="Colorful List Accent 2" w:uiPriority="72"/>
+    <w:lsdException w:name="Colorful Grid Accent 2" w:uiPriority="73"/>
+    <w:lsdException w:name="Light Shading Accent 3" w:uiPriority="60"/>
+    <w:lsdException w:name="Light List Accent 3" w:uiPriority="61"/>
+    <w:lsdException w:name="Light Grid Accent 3" w:uiPriority="62"/>
+    <w:lsdException w:name="Medium Shading 1 Accent 3" w:uiPriority="63"/>
+    <w:lsdException w:name="Medium Shading 2 Accent 3" w:uiPriority="64"/>
+    <w:lsdException w:name="Medium List 1 Accent 3" w:uiPriority="65"/>
+    <w:lsdException w:name="Medium List 2 Accent 3" w:uiPriority="66"/>
+    <w:lsdException w:name="Medium Grid 1 Accent 3" w:uiPriority="67"/>
+    <w:lsdException w:name="Medium Grid 2 Accent 3" w:uiPriority="68"/>
+    <w:lsdException w:name="Medium Grid 3 Accent 3" w:uiPriority="69"/>
+    <w:lsdException w:name="Dark List Accent 3" w:uiPriority="70"/>
+    <w:lsdException w:name="Colorful Shading Accent 3" w:uiPriority="71"/>
+    <w:lsdException w:name="Colorful List Accent 3" w:uiPriority="72"/>
+    <w:lsdException w:name="Colorful Grid Accent 3" w:uiPriority="73"/>
+    <w:lsdException w:name="Light Shading Accent 4" w:uiPriority="60"/>
+    <w:lsdException w:name="Light List Accent 4" w:uiPriority="61"/>
+    <w:lsdException w:name="Light Grid Accent 4" w:uiPriority="62"/>
+    <w:lsdException w:name="Medium Shading 1 Accent 4" w:uiPriority="63"/>
+    <w:lsdException w:name="Medium Shading 2 Accent 4" w:uiPriority="64"/>
+    <w:lsdException w:name="Medium List 1 Accent 4" w:uiPriority="65"/>
+    <w:lsdException w:name="Medium List 2 Accent 4" w:uiPriority="66"/>
+    <w:lsdException w:name="Medium Grid 1 Accent 4" w:uiPriority="67"/>
+    <w:lsdException w:name="Medium Grid 2 Accent 4" w:uiPriority="68"/>
+    <w:lsdException w:name="Medium Grid 3 Accent 4" w:uiPriority="69"/>
+    <w:lsdException w:name="Dark List Accent 4" w:uiPriority="70"/>
+    <w:lsdException w:name="Colorful Shading Accent 4" w:uiPriority="71"/>
+    <w:lsdException w:name="Colorful List Accent 4" w:uiPriority="72"/>
+    <w:lsdException w:name="Colorful Grid Accent 4" w:uiPriority="73"/>
+    <w:lsdException w:name="Light Shading Accent 5" w:uiPriority="60"/>
+    <w:lsdException w:name="Light List Accent 5" w:uiPriority="61"/>
+    <w:lsdException w:name="Light Grid Accent 5" w:uiPriority="62"/>
+    <w:lsdException w:name="Medium Shading 1 Accent 5" w:uiPriority="63"/>
+    <w:lsdException w:name="Medium Shading 2 Accent 5" w:uiPriority="64"/>
+    <w:lsdException w:name="Medium List 1 Accent 5" w:uiPriority="65"/>
+    <w:lsdException w:name="Medium List 2 Accent 5" w:uiPriority="66"/>
+    <w:lsdException w:name="Medium Grid 1 Accent 5" w:uiPriority="67"/>
+    <w:lsdException w:name="Medium Grid 2 Accent 5" w:uiPriority="68"/>
+    <w:lsdException w:name="Medium Grid 3 Accent 5" w:uiPriority="69"/>
+    <w:lsdException w:name="Dark List Accent 5" w:uiPriority="70"/>
+    <w:lsdException w:name="Colorful Shading Accent 5" w:uiPriority="71"/>
+    <w:lsdException w:name="Colorful List Accent 5" w:uiPriority="72"/>
+    <w:lsdException w:name="Colorful Grid Accent 5" w:uiPriority="73"/>
+    <w:lsdException w:name="Light Shading Accent 6" w:uiPriority="60"/>
+    <w:lsdException w:name="Light List Accent 6" w:uiPriority="61"/>
+    <w:lsdException w:name="Light Grid Accent 6" w:uiPriority="62"/>
+    <w:lsdException w:name="Medium Shading 1 Accent 6" w:uiPriority="63"/>
+    <w:lsdException w:name="Medium Shading 2 Accent 6" w:uiPriority="64"/>
+    <w:lsdException w:name="Medium List 1 Accent 6" w:uiPriority="65"/>
+    <w:lsdException w:name="Medium List 2 Accent 6" w:uiPriority="66"/>
+    <w:lsdException w:name="Medium Grid 1 Accent 6" w:uiPriority="67"/>
+    <w:lsdException w:name="Medium Grid 2 Accent 6" w:uiPriority="68"/>
+    <w:lsdException w:name="Medium Grid 3 Accent 6" w:uiPriority="69"/>
+    <w:lsdException w:name="Dark List Accent 6" w:uiPriority="70"/>
+    <w:lsdException w:name="Colorful Shading Accent 6" w:uiPriority="71"/>
+    <w:lsdException w:name="Colorful List Accent 6" w:uiPriority="72"/>
+    <w:lsdException w:name="Colorful Grid Accent 6" w:uiPriority="73"/>
+    <w:lsdException w:name="Subtle Emphasis" w:uiPriority="19" w:qFormat="1"/>
+    <w:lsdException w:name="Intense Emphasis" w:uiPriority="21" w:qFormat="1"/>
+    <w:lsdException w:name="Subtle Reference" w:uiPriority="31" w:qFormat="1"/>
+    <w:lsdException w:name="Intense Reference" w:uiPriority="32" w:qFormat="1"/>
+    <w:lsdException w:name="Book Title" w:uiPriority="33" w:qFormat="1"/>
+    <w:lsdException w:name="Bibliography" w:semiHidden="1" w:uiPriority="37" w:unhideWhenUsed="1"/>
+    <w:lsdException w:name="TOC Heading" w:semiHidden="1" w:uiPriority="39" w:unhideWhenUsed="1" w:qFormat="1"/>
+    <w:lsdException w:name="Plain Table 1" w:uiPriority="41"/>
+    <w:lsdException w:name="Plain Table 2" w:uiPriority="42"/>
+    <w:lsdException w:name="Plain Table 3" w:uiPriority="43"/>
+    <w:lsdException w:name="Plain Table 4" w:uiPriority="44"/>
+    <w:lsdException w:name="Plain Table 5" w:uiPriority="45"/>
+    <w:lsdException w:name="Grid Table Light" w:uiPriority="40"/>
+    <w:lsdException w:name="Grid Table 1 Light" w:uiPriority="46"/>
+    <w:lsdException w:name="Grid Table 2" w:uiPriority="47"/>
+    <w:lsdException w:name="Grid Table 3" w:uiPriority="48"/>
+    <w:lsdException w:name="Grid Table 4" w:uiPriority="49"/>
+    <w:lsdException w:name="Grid Table 5 Dark" w:uiPriority="50"/>
+    <w:lsdException w:name="Grid Table 6 Colorful" w:uiPriority="51"/>
+    <w:lsdException w:name="Grid Table 7 Colorful" w:uiPriority="52"/>
+    <w:lsdException w:name="Grid Table 1 Light Accent 1" w:uiPriority="46"/>
+    <w:lsdException w:name="Grid Table 2 Accent 1" w:uiPriority="47"/>
+    <w:lsdException w:name="Grid Table 3 Accent 1" w:uiPriority="48"/>
+    <w:lsdException w:name="Grid Table 4 Accent 1" w:uiPriority="49"/>
+    <w:lsdException w:name="Grid Table 5 Dark Accent 1" w:uiPriority="50"/>
+    <w:lsdException w:name="Grid Table 6 Colorful Accent 1" w:uiPriority="51"/>
+    <w:lsdException w:name="Grid Table 7 Colorful Accent 1" w:uiPriority="52"/>
+    <w:lsdException w:name="Grid Table 1 Light Accent 2" w:uiPriority="46"/>
+    <w:lsdException w:name="Grid Table 2 Accent 2" w:uiPriority="47"/>
+    <w:lsdException w:name="Grid Table 3 Accent 2" w:uiPriority="48"/>
+    <w:lsdException w:name="Grid Table 4 Accent 2" w:uiPriority="49"/>
+    <w:lsdException w:name="Grid Table 5 Dark Accent 2" w:uiPriority="50"/>
+    <w:lsdException w:name="Grid Table 6 Colorful Accent 2" w:uiPriority="51"/>
+    <w:lsdException w:name="Grid Table 7 Colorful Accent 2" w:uiPriority="52"/>
+    <w:lsdException w:name="Grid Table 1 Light Accent 3" w:uiPriority="46"/>
+    <w:lsdException w:name="Grid Table 2 Accent 3" w:uiPriority="47"/>
+    <w:lsdException w:name="Grid Table 3 Accent 3" w:uiPriority="48"/>
+    <w:lsdException w:name="Grid Table 4 Accent 3" w:uiPriority="49"/>
+    <w:lsdException w:name="Grid Table 5 Dark Accent 3" w:uiPriority="50"/>
+    <w:lsdException w:name="Grid Table 6 Colorful Accent 3" w:uiPriority="51"/>
+    <w:lsdException w:name="Grid Table 7 Colorful Accent 3" w:uiPriority="52"/>
+    <w:lsdException w:name="Grid Table 1 Light Accent 4" w:uiPriority="46"/>
+    <w:lsdException w:name="Grid Table 2 Accent 4" w:uiPriority="47"/>
+    <w:lsdException w:name="Grid Table 3 Accent 4" w:uiPriority="48"/>
+    <w:lsdException w:name="Grid Table 4 Accent 4" w:uiPriority="49"/>
+    <w:lsdException w:name="Grid Table 5 Dark Accent 4" w:uiPriority="50"/>
+    <w:lsdException w:name="Grid Table 6 Colorful Accent 4" w:uiPriority="51"/>
+    <w:lsdException w:name="Grid Table 7 Colorful Accent 4" w:uiPriority="52"/>
+    <w:lsdException w:name="Grid Table 1 Light Accent 5" w:uiPriority="46"/>
+    <w:lsdException w:name="Grid Table 2 Accent 5" w:uiPriority="47"/>
+    <w:lsdException w:name="Grid Table 3 Accent 5" w:uiPriority="48"/>
+    <w:lsdException w:name="Grid Table 4 Accent 5" w:uiPriority="49"/>
+    <w:lsdException w:name="Grid Table 5 Dark Accent 5" w:uiPriority="50"/>
+    <w:lsdException w:name="Grid Table 6 Colorful Accent 5" w:uiPriority="51"/>
+    <w:lsdException w:name="Grid Table 7 Colorful Accent 5" w:uiPriority="52"/>
+    <w:lsdException w:name="Grid Table 1 Light Accent 6" w:uiPriority="46"/>
+    <w:lsdException w:name="Grid Table 2 Accent 6" w:uiPriority="47"/>
+    <w:lsdException w:name="Grid Table 3 Accent 6" w:uiPriority="48"/>
+    <w:lsdException w:name="Grid Table 4 Accent 6" w:uiPriority="49"/>
+    <w:lsdException w:name="Grid Table 5 Dark Accent 6" w:uiPriority="50"/>
+    <w:lsdException w:name="Grid Table 6 Colorful Accent 6" w:uiPriority="51"/>
+    <w:lsdException w:name="Grid Table 7 Colorful Accent 6" w:uiPriority="52"/>
+    <w:lsdException w:name="List Table 1 Light" w:uiPriority="46"/>
+    <w:lsdException w:name="List Table 2" w:uiPriority="47"/>
+    <w:lsdException w:name="List Table 3" w:uiPriority="48"/>
+    <w:lsdException w:name="List Table 4" w:uiPriority="49"/>
+    <w:lsdException w:name="List Table 5 Dark" w:uiPriority="50"/>
+    <w:lsdException w:name="List Table 6 Colorful" w:uiPriority="51"/>
+    <w:lsdException w:name="List Table 7 Colorful" w:uiPriority="52"/>
+    <w:lsdException w:name="List Table 1 Light Accent 1" w:uiPriority="46"/>
+    <w:lsdException w:name="List Table 2 Accent 1" w:uiPriority="47"/>
+    <w:lsdException w:name="List Table 3 Accent 1" w:uiPriority="48"/>
+    <w:lsdException w:name="List Table 4 Accent 1" w:uiPriority="49"/>
+    <w:lsdException w:name="List Table 5 Dark Accent 1" w:uiPriority="50"/>
+    <w:lsdException w:name="List Table 6 Colorful Accent 1" w:uiPriority="51"/>
+    <w:lsdException w:name="List Table 7 Colorful Accent 1" w:uiPriority="52"/>
+    <w:lsdException w:name="List Table 1 Light Accent 2" w:uiPriority="46"/>
+    <w:lsdException w:name="List Table 2 Accent 2" w:uiPriority="47"/>
+    <w:lsdException w:name="List Table 3 Accent 2" w:uiPriority="48"/>
+    <w:lsdException w:name="List Table 4 Accent 2" w:uiPriority="49"/>
+    <w:lsdException w:name="List Table 5 Dark Accent 2" w:uiPriority="50"/>
+    <w:lsdException w:name="List Table 6 Colorful Accent 2" w:uiPriority="51"/>
+    <w:lsdException w:name="List Table 7 Colorful Accent 2" w:uiPriority="52"/>
+    <w:lsdException w:name="List Table 1 Light Accent 3" w:uiPriority="46"/>
+    <w:lsdException w:name="List Table 2 Accent 3" w:uiPriority="47"/>
+    <w:lsdException w:name="List Table 3 Accent 3" w:uiPriority="48"/>
+    <w:lsdException w:name="List Table 4 Accent 3" w:uiPriority="49"/>
+    <w:lsdException w:name="List Table 5 Dark Accent 3" w:uiPriority="50"/>
+    <w:lsdException w:name="List Table 6 Colorful Accent 3" w:uiPriority="51"/>
+    <w:lsdException w:name="List Table 7 Colorful Accent 3" w:uiPriority="52"/>
+    <w:lsdException w:name="List Table 1 Light Accent 4" w:uiPriority="46"/>
+    <w:lsdException w:name="List Table 2 Accent 4" w:uiPriority="47"/>
+    <w:lsdException w:name="List Table 3 Accent 4" w:uiPriority="48"/>
+    <w:lsdException w:name="List Table 4 Accent 4" w:uiPriority="49"/>
+    <w:lsdException w:name="List Table 5 Dark Accent 4" w:uiPriority="50"/>
+    <w:lsdException w:name="List Table 6 Colorful Accent 4" w:uiPriority="51"/>
+    <w:lsdException w:name="List Table 7 Colorful Accent 4" w:uiPriority="52"/>
+    <w:lsdException w:name="List Table 1 Light Accent 5" w:uiPriority="46"/>
+    <w:lsdException w:name="List Table 2 Accent 5" w:uiPriority="47"/>
+    <w:lsdException w:name="List Table 3 Accent 5" w:uiPriority="48"/>
+    <w:lsdException w:name="List Table 4 Accent 5" w:uiPriority="49"/>
+    <w:lsdException w:name="List Table 5 Dark Accent 5" w:uiPriority="50"/>
+    <w:lsdException w:name="List Table 6 Colorful Accent 5" w:uiPriority="51"/>
+    <w:lsdException w:name="List Table 7 Colorful Accent 5" w:uiPriority="52"/>
+    <w:lsdException w:name="List Table 1 Light Accent 6" w:uiPriority="46"/>
+    <w:lsdException w:name="List Table 2 Accent 6" w:uiPriority="47"/>
+    <w:lsdException w:name="List Table 3 Accent 6" w:uiPriority="48"/>
+    <w:lsdException w:name="List Table 4 Accent 6" w:uiPriority="49"/>
+    <w:lsdException w:name="List Table 5 Dark Accent 6" w:uiPriority="50"/>
+    <w:lsdException w:name="List Table 6 Colorful Accent 6" w:uiPriority="51"/>
+    <w:lsdException w:name="List Table 7 Colorful Accent 6" w:uiPriority="52"/>
+    <w:lsdException w:name="Mention" w:semiHidden="1" w:unhideWhenUsed="1"/>
+    <w:lsdException w:name="Smart Hyperlink" w:semiHidden="1" w:unhideWhenUsed="1"/>
+    <w:lsdException w:name="Hashtag" w:semiHidden="1" w:unhideWhenUsed="1"/>
+    <w:lsdException w:name="Unresolved Mention" w:semiHidden="1" w:unhideWhenUsed="1"/>
+    <w:lsdException w:name="Smart Link" w:semiHidden="1" w:unhideWhenUsed="1"/>
+  </w:latentStyles>
+  <w:style w:type="paragraph" w:default="1" w:styleId="Normal">
+    <w:name w:val="Normal"/>
+    <w:qFormat/>
   </w:style>
-  <w:style w:type="paragraph" w:styleId="Normal" w:default="1">
-    <w:name w:val="normal"/>
-  </w:style>
-  <w:style w:type="paragraph" w:styleId="Heading1">
+  <w:style w:type="paragraph" w:styleId="Ttulo1">
     <w:name w:val="heading 1"/>
     <w:basedOn w:val="Normal"/>
     <w:next w:val="Normal"/>
+    <w:uiPriority w:val="9"/>
+    <w:qFormat/>
     <w:pPr>
-      <w:keepNext w:val="1"/>
-      <w:keepLines w:val="1"/>
-      <w:pageBreakBefore w:val="0"/>
-      <w:spacing w:after="120" w:before="400" w:lineRule="auto"/>
+      <w:keepNext/>
+      <w:keepLines/>
+      <w:spacing w:before="400" w:after="120"/>
+      <w:outlineLvl w:val="0"/>
     </w:pPr>
     <w:rPr>
       <w:sz w:val="40"/>
       <w:szCs w:val="40"/>
     </w:rPr>
   </w:style>
-  <w:style w:type="paragraph" w:styleId="Heading2">
+  <w:style w:type="paragraph" w:styleId="Ttulo2">
     <w:name w:val="heading 2"/>
     <w:basedOn w:val="Normal"/>
     <w:next w:val="Normal"/>
+    <w:uiPriority w:val="9"/>
+    <w:semiHidden/>
+    <w:unhideWhenUsed/>
+    <w:qFormat/>
     <w:pPr>
-      <w:keepNext w:val="1"/>
-      <w:keepLines w:val="1"/>
-      <w:pageBreakBefore w:val="0"/>
-      <w:spacing w:after="120" w:before="360" w:lineRule="auto"/>
+      <w:keepNext/>
+      <w:keepLines/>
+      <w:spacing w:before="360" w:after="120"/>
+      <w:outlineLvl w:val="1"/>
     </w:pPr>
     <w:rPr>
-      <w:b w:val="0"/>
-      <w:bCs w:val="0"/>
       <w:sz w:val="32"/>
       <w:szCs w:val="32"/>
     </w:rPr>
   </w:style>
-  <w:style w:type="paragraph" w:styleId="Heading3">
+  <w:style w:type="paragraph" w:styleId="Ttulo3">
     <w:name w:val="heading 3"/>
     <w:basedOn w:val="Normal"/>
     <w:next w:val="Normal"/>
+    <w:uiPriority w:val="9"/>
+    <w:semiHidden/>
+    <w:unhideWhenUsed/>
+    <w:qFormat/>
     <w:pPr>
-      <w:keepNext w:val="1"/>
-      <w:keepLines w:val="1"/>
-      <w:pageBreakBefore w:val="0"/>
-      <w:spacing w:after="80" w:before="320" w:lineRule="auto"/>
+      <w:keepNext/>
+      <w:keepLines/>
+      <w:spacing w:before="320" w:after="80"/>
+      <w:outlineLvl w:val="2"/>
     </w:pPr>
     <w:rPr>
-      <w:b w:val="0"/>
-      <w:bCs w:val="0"/>
       <w:color w:val="434343"/>
       <w:sz w:val="28"/>
       <w:szCs w:val="28"/>
     </w:rPr>
   </w:style>
-  <w:style w:type="paragraph" w:styleId="Heading4">
+  <w:style w:type="paragraph" w:styleId="Ttulo4">
     <w:name w:val="heading 4"/>
     <w:basedOn w:val="Normal"/>
     <w:next w:val="Normal"/>
+    <w:uiPriority w:val="9"/>
+    <w:semiHidden/>
+    <w:unhideWhenUsed/>
+    <w:qFormat/>
     <w:pPr>
-      <w:keepNext w:val="1"/>
-      <w:keepLines w:val="1"/>
-      <w:pageBreakBefore w:val="0"/>
-      <w:spacing w:after="80" w:before="280" w:lineRule="auto"/>
+      <w:keepNext/>
+      <w:keepLines/>
+      <w:spacing w:before="280" w:after="80"/>
+      <w:outlineLvl w:val="3"/>
     </w:pPr>
     <w:rPr>
       <w:color w:val="666666"/>
@@ -776,73 +1363,158 @@
       <w:szCs w:val="24"/>
     </w:rPr>
   </w:style>
-  <w:style w:type="paragraph" w:styleId="Heading5">
+  <w:style w:type="paragraph" w:styleId="Ttulo5">
     <w:name w:val="heading 5"/>
     <w:basedOn w:val="Normal"/>
     <w:next w:val="Normal"/>
+    <w:uiPriority w:val="9"/>
+    <w:semiHidden/>
+    <w:unhideWhenUsed/>
+    <w:qFormat/>
     <w:pPr>
-      <w:keepNext w:val="1"/>
-      <w:keepLines w:val="1"/>
-      <w:pageBreakBefore w:val="0"/>
-      <w:spacing w:after="80" w:before="240" w:lineRule="auto"/>
+      <w:keepNext/>
+      <w:keepLines/>
+      <w:spacing w:before="240" w:after="80"/>
+      <w:outlineLvl w:val="4"/>
     </w:pPr>
     <w:rPr>
       <w:color w:val="666666"/>
-      <w:sz w:val="22"/>
-      <w:szCs w:val="22"/>
     </w:rPr>
   </w:style>
-  <w:style w:type="paragraph" w:styleId="Heading6">
+  <w:style w:type="paragraph" w:styleId="Ttulo6">
     <w:name w:val="heading 6"/>
     <w:basedOn w:val="Normal"/>
     <w:next w:val="Normal"/>
+    <w:uiPriority w:val="9"/>
+    <w:semiHidden/>
+    <w:unhideWhenUsed/>
+    <w:qFormat/>
     <w:pPr>
-      <w:keepNext w:val="1"/>
-      <w:keepLines w:val="1"/>
-      <w:pageBreakBefore w:val="0"/>
-      <w:spacing w:after="80" w:before="240" w:lineRule="auto"/>
+      <w:keepNext/>
+      <w:keepLines/>
+      <w:spacing w:before="240" w:after="80"/>
+      <w:outlineLvl w:val="5"/>
     </w:pPr>
     <w:rPr>
-      <w:i w:val="1"/>
-      <w:iCs w:val="1"/>
+      <w:i/>
+      <w:iCs/>
       <w:color w:val="666666"/>
-      <w:sz w:val="22"/>
-      <w:szCs w:val="22"/>
     </w:rPr>
   </w:style>
-  <w:style w:type="paragraph" w:styleId="Title">
+  <w:style w:type="character" w:default="1" w:styleId="Fuentedeprrafopredeter">
+    <w:name w:val="Default Paragraph Font"/>
+    <w:uiPriority w:val="1"/>
+    <w:semiHidden/>
+    <w:unhideWhenUsed/>
+  </w:style>
+  <w:style w:type="table" w:default="1" w:styleId="Tablanormal">
+    <w:name w:val="Normal Table"/>
+    <w:uiPriority w:val="99"/>
+    <w:semiHidden/>
+    <w:unhideWhenUsed/>
+    <w:tblPr>
+      <w:tblInd w:w="0" w:type="dxa"/>
+      <w:tblCellMar>
+        <w:top w:w="0" w:type="dxa"/>
+        <w:left w:w="108" w:type="dxa"/>
+        <w:bottom w:w="0" w:type="dxa"/>
+        <w:right w:w="108" w:type="dxa"/>
+      </w:tblCellMar>
+    </w:tblPr>
+  </w:style>
+  <w:style w:type="numbering" w:default="1" w:styleId="Sinlista">
+    <w:name w:val="No List"/>
+    <w:uiPriority w:val="99"/>
+    <w:semiHidden/>
+    <w:unhideWhenUsed/>
+  </w:style>
+  <w:style w:type="table" w:customStyle="1" w:styleId="TableNormal">
+    <w:name w:val="TableNormal"/>
+    <w:tblPr>
+      <w:tblCellMar>
+        <w:top w:w="100" w:type="dxa"/>
+        <w:left w:w="100" w:type="dxa"/>
+        <w:bottom w:w="100" w:type="dxa"/>
+        <w:right w:w="100" w:type="dxa"/>
+      </w:tblCellMar>
+    </w:tblPr>
+  </w:style>
+  <w:style w:type="paragraph" w:styleId="Ttulo">
     <w:name w:val="Title"/>
     <w:basedOn w:val="Normal"/>
     <w:next w:val="Normal"/>
+    <w:uiPriority w:val="10"/>
+    <w:qFormat/>
     <w:pPr>
-      <w:keepNext w:val="1"/>
-      <w:keepLines w:val="1"/>
-      <w:pageBreakBefore w:val="0"/>
-      <w:spacing w:after="60" w:before="0" w:lineRule="auto"/>
+      <w:keepNext/>
+      <w:keepLines/>
+      <w:spacing w:after="60"/>
     </w:pPr>
     <w:rPr>
       <w:sz w:val="52"/>
       <w:szCs w:val="52"/>
     </w:rPr>
   </w:style>
-  <w:style w:type="paragraph" w:styleId="Subtitle">
+  <w:style w:type="paragraph" w:styleId="Subttulo">
     <w:name w:val="Subtitle"/>
     <w:basedOn w:val="Normal"/>
     <w:next w:val="Normal"/>
+    <w:uiPriority w:val="11"/>
+    <w:qFormat/>
     <w:pPr>
-      <w:keepNext w:val="1"/>
-      <w:keepLines w:val="1"/>
-      <w:pageBreakBefore w:val="0"/>
-      <w:spacing w:after="320" w:before="0" w:lineRule="auto"/>
+      <w:keepNext/>
+      <w:keepLines/>
+      <w:spacing w:after="320"/>
     </w:pPr>
     <w:rPr>
-      <w:rFonts w:ascii="Arial" w:cs="Arial" w:eastAsia="Arial" w:hAnsi="Arial"/>
-      <w:i w:val="0"/>
-      <w:iCs w:val="0"/>
       <w:color w:val="666666"/>
       <w:sz w:val="30"/>
       <w:szCs w:val="30"/>
     </w:rPr>
+  </w:style>
+  <w:style w:type="paragraph" w:styleId="Encabezado">
+    <w:name w:val="header"/>
+    <w:basedOn w:val="Normal"/>
+    <w:link w:val="EncabezadoCar"/>
+    <w:uiPriority w:val="99"/>
+    <w:unhideWhenUsed/>
+    <w:rsid w:val="00406951"/>
+    <w:pPr>
+      <w:tabs>
+        <w:tab w:val="center" w:pos="4252"/>
+        <w:tab w:val="right" w:pos="8504"/>
+      </w:tabs>
+      <w:spacing w:line="240" w:lineRule="auto"/>
+    </w:pPr>
+  </w:style>
+  <w:style w:type="character" w:customStyle="1" w:styleId="EncabezadoCar">
+    <w:name w:val="Encabezado Car"/>
+    <w:basedOn w:val="Fuentedeprrafopredeter"/>
+    <w:link w:val="Encabezado"/>
+    <w:uiPriority w:val="99"/>
+    <w:rsid w:val="00406951"/>
+  </w:style>
+  <w:style w:type="paragraph" w:styleId="Piedepgina">
+    <w:name w:val="footer"/>
+    <w:basedOn w:val="Normal"/>
+    <w:link w:val="PiedepginaCar"/>
+    <w:uiPriority w:val="99"/>
+    <w:unhideWhenUsed/>
+    <w:rsid w:val="00406951"/>
+    <w:pPr>
+      <w:tabs>
+        <w:tab w:val="center" w:pos="4252"/>
+        <w:tab w:val="right" w:pos="8504"/>
+      </w:tabs>
+      <w:spacing w:line="240" w:lineRule="auto"/>
+    </w:pPr>
+  </w:style>
+  <w:style w:type="character" w:customStyle="1" w:styleId="PiedepginaCar">
+    <w:name w:val="Pie de página Car"/>
+    <w:basedOn w:val="Fuentedeprrafopredeter"/>
+    <w:link w:val="Piedepgina"/>
+    <w:uiPriority w:val="99"/>
+    <w:rsid w:val="00406951"/>
   </w:style>
 </w:styles>
 </file>
